--- a/K25_CNTT1_SESSION15_EX3.docx
+++ b/K25_CNTT1_SESSION15_EX3.docx
@@ -8,6 +8,8 @@
           <w:rFonts w:ascii="Times New Roman" w:hAnsi="Times New Roman" w:cs="Times New Roman"/>
           <w:b/>
           <w:bCs/>
+          <w:sz w:val="24"/>
+          <w:szCs w:val="24"/>
         </w:rPr>
       </w:pPr>
       <w:r>
@@ -15,69 +17,10 @@
           <w:rFonts w:ascii="Times New Roman" w:hAnsi="Times New Roman" w:cs="Times New Roman"/>
           <w:b/>
           <w:bCs/>
+          <w:sz w:val="24"/>
+          <w:szCs w:val="24"/>
         </w:rPr>
-        <w:t>1. Mô tả Thực thể và Thuộc tính</w:t>
-      </w:r>
-    </w:p>
-    <w:p>
-      <w:pPr>
-        <w:rPr>
-          <w:rFonts w:ascii="Times New Roman" w:hAnsi="Times New Roman" w:cs="Times New Roman"/>
-          <w:b/>
-          <w:bCs/>
-        </w:rPr>
-      </w:pPr>
-      <w:r>
-        <w:rPr>
-          <w:rFonts w:ascii="Times New Roman" w:hAnsi="Times New Roman" w:cs="Times New Roman"/>
-          <w:b/>
-          <w:bCs/>
-        </w:rPr>
-        <w:t>a. Thực thể SHOWTIME (Suất chiếu)</w:t>
-      </w:r>
-    </w:p>
-    <w:p>
-      <w:pPr>
-        <w:numPr>
-          <w:ilvl w:val="0"/>
-          <w:numId w:val="10"/>
-        </w:numPr>
-        <w:rPr>
-          <w:rFonts w:ascii="Times New Roman" w:hAnsi="Times New Roman" w:cs="Times New Roman"/>
-        </w:rPr>
-      </w:pPr>
-      <w:r>
-        <w:rPr>
-          <w:rFonts w:ascii="Times New Roman" w:hAnsi="Times New Roman" w:cs="Times New Roman"/>
-          <w:b/>
-          <w:bCs/>
-        </w:rPr>
-        <w:t>Mục đích:</w:t>
-      </w:r>
-      <w:r>
-        <w:rPr>
-          <w:rFonts w:ascii="Times New Roman" w:hAnsi="Times New Roman" w:cs="Times New Roman"/>
-        </w:rPr>
-        <w:t xml:space="preserve"> Quản lý lịch chiếu cụ thể cho từng phim tại từng phòng chiếu theo thời gian xác định.</w:t>
-      </w:r>
-    </w:p>
-    <w:p>
-      <w:pPr>
-        <w:numPr>
-          <w:ilvl w:val="0"/>
-          <w:numId w:val="10"/>
-        </w:numPr>
-        <w:rPr>
-          <w:rFonts w:ascii="Times New Roman" w:hAnsi="Times New Roman" w:cs="Times New Roman"/>
-        </w:rPr>
-      </w:pPr>
-      <w:r>
-        <w:rPr>
-          <w:rFonts w:ascii="Times New Roman" w:hAnsi="Times New Roman" w:cs="Times New Roman"/>
-          <w:b/>
-          <w:bCs/>
-        </w:rPr>
-        <w:t>Cấu trúc thuộc tính:</w:t>
+        <w:t>Bước 1: Xác định Entity, Attribute, Khóa chính</w:t>
       </w:r>
     </w:p>
     <w:tbl>
@@ -87,11 +30,9 @@
         <w:tblLook w:val="04A0" w:firstRow="1" w:lastRow="0" w:firstColumn="1" w:lastColumn="0" w:noHBand="0" w:noVBand="1"/>
       </w:tblPr>
       <w:tblGrid>
-        <w:gridCol w:w="1923"/>
-        <w:gridCol w:w="1538"/>
-        <w:gridCol w:w="1260"/>
-        <w:gridCol w:w="1165"/>
-        <w:gridCol w:w="4302"/>
+        <w:gridCol w:w="2099"/>
+        <w:gridCol w:w="4615"/>
+        <w:gridCol w:w="2563"/>
       </w:tblGrid>
       <w:tr>
         <w:tc>
@@ -104,6 +45,8 @@
               <w:spacing w:after="200" w:line="276" w:lineRule="auto"/>
               <w:rPr>
                 <w:rFonts w:ascii="Times New Roman" w:hAnsi="Times New Roman" w:cs="Times New Roman"/>
+                <w:b/>
+                <w:bCs/>
               </w:rPr>
             </w:pPr>
             <w:r>
@@ -112,7 +55,7 @@
                 <w:b/>
                 <w:bCs/>
               </w:rPr>
-              <w:t>Loại khóa / Thuộc tính</w:t>
+              <w:t>Entity</w:t>
             </w:r>
           </w:p>
         </w:tc>
@@ -126,6 +69,8 @@
               <w:spacing w:after="200" w:line="276" w:lineRule="auto"/>
               <w:rPr>
                 <w:rFonts w:ascii="Times New Roman" w:hAnsi="Times New Roman" w:cs="Times New Roman"/>
+                <w:b/>
+                <w:bCs/>
               </w:rPr>
             </w:pPr>
             <w:r>
@@ -134,7 +79,7 @@
                 <w:b/>
                 <w:bCs/>
               </w:rPr>
-              <w:t>Tên thuộc tính</w:t>
+              <w:t>Attribute cần lưu</w:t>
             </w:r>
           </w:p>
         </w:tc>
@@ -148,6 +93,8 @@
               <w:spacing w:after="200" w:line="276" w:lineRule="auto"/>
               <w:rPr>
                 <w:rFonts w:ascii="Times New Roman" w:hAnsi="Times New Roman" w:cs="Times New Roman"/>
+                <w:b/>
+                <w:bCs/>
               </w:rPr>
             </w:pPr>
             <w:r>
@@ -156,51 +103,7 @@
                 <w:b/>
                 <w:bCs/>
               </w:rPr>
-              <w:t>Kiểu dữ liệu</w:t>
-            </w:r>
-          </w:p>
-        </w:tc>
-        <w:tc>
-          <w:tcPr>
-            <w:tcW w:w="0" w:type="auto"/>
-            <w:hideMark/>
-          </w:tcPr>
-          <w:p>
-            <w:pPr>
-              <w:spacing w:after="200" w:line="276" w:lineRule="auto"/>
-              <w:rPr>
-                <w:rFonts w:ascii="Times New Roman" w:hAnsi="Times New Roman" w:cs="Times New Roman"/>
-              </w:rPr>
-            </w:pPr>
-            <w:r>
-              <w:rPr>
-                <w:rFonts w:ascii="Times New Roman" w:hAnsi="Times New Roman" w:cs="Times New Roman"/>
-                <w:b/>
-                <w:bCs/>
-              </w:rPr>
-              <w:t>Ràng buộc</w:t>
-            </w:r>
-          </w:p>
-        </w:tc>
-        <w:tc>
-          <w:tcPr>
-            <w:tcW w:w="0" w:type="auto"/>
-            <w:hideMark/>
-          </w:tcPr>
-          <w:p>
-            <w:pPr>
-              <w:spacing w:after="200" w:line="276" w:lineRule="auto"/>
-              <w:rPr>
-                <w:rFonts w:ascii="Times New Roman" w:hAnsi="Times New Roman" w:cs="Times New Roman"/>
-              </w:rPr>
-            </w:pPr>
-            <w:r>
-              <w:rPr>
-                <w:rFonts w:ascii="Times New Roman" w:hAnsi="Times New Roman" w:cs="Times New Roman"/>
-                <w:b/>
-                <w:bCs/>
-              </w:rPr>
-              <w:t>Mô tả</w:t>
+              <w:t>Khóa chính (PK) đề xuất</w:t>
             </w:r>
           </w:p>
         </w:tc>
@@ -221,32 +124,8 @@
             <w:r>
               <w:rPr>
                 <w:rFonts w:ascii="Times New Roman" w:hAnsi="Times New Roman" w:cs="Times New Roman"/>
-                <w:b/>
-                <w:bCs/>
               </w:rPr>
-              <w:t>PK</w:t>
-            </w:r>
-          </w:p>
-        </w:tc>
-        <w:tc>
-          <w:tcPr>
-            <w:tcW w:w="0" w:type="auto"/>
-            <w:hideMark/>
-          </w:tcPr>
-          <w:p>
-            <w:pPr>
-              <w:spacing w:after="200" w:line="276" w:lineRule="auto"/>
-              <w:rPr>
-                <w:rFonts w:ascii="Times New Roman" w:hAnsi="Times New Roman" w:cs="Times New Roman"/>
-              </w:rPr>
-            </w:pPr>
-            <w:r>
-              <w:rPr>
-                <w:rFonts w:ascii="Times New Roman" w:hAnsi="Times New Roman" w:cs="Times New Roman"/>
-                <w:b/>
-                <w:bCs/>
-              </w:rPr>
-              <w:t>ShowtimeID</w:t>
+              <w:t>CAN_HO</w:t>
             </w:r>
           </w:p>
         </w:tc>
@@ -266,7 +145,15 @@
               <w:rPr>
                 <w:rFonts w:ascii="Times New Roman" w:hAnsi="Times New Roman" w:cs="Times New Roman"/>
               </w:rPr>
-              <w:t>int</w:t>
+              <w:t xml:space="preserve">MaCH, DienTich, SoTang, </w:t>
+            </w:r>
+            <w:r>
+              <w:rPr>
+                <w:rFonts w:ascii="Times New Roman" w:hAnsi="Times New Roman" w:cs="Times New Roman"/>
+                <w:b/>
+                <w:bCs/>
+              </w:rPr>
+              <w:t>MaKhuVuc_FK</w:t>
             </w:r>
           </w:p>
         </w:tc>
@@ -286,27 +173,7 @@
               <w:rPr>
                 <w:rFonts w:ascii="Times New Roman" w:hAnsi="Times New Roman" w:cs="Times New Roman"/>
               </w:rPr>
-              <w:t>NOT NULL</w:t>
-            </w:r>
-          </w:p>
-        </w:tc>
-        <w:tc>
-          <w:tcPr>
-            <w:tcW w:w="0" w:type="auto"/>
-            <w:hideMark/>
-          </w:tcPr>
-          <w:p>
-            <w:pPr>
-              <w:spacing w:after="200" w:line="276" w:lineRule="auto"/>
-              <w:rPr>
-                <w:rFonts w:ascii="Times New Roman" w:hAnsi="Times New Roman" w:cs="Times New Roman"/>
-              </w:rPr>
-            </w:pPr>
-            <w:r>
-              <w:rPr>
-                <w:rFonts w:ascii="Times New Roman" w:hAnsi="Times New Roman" w:cs="Times New Roman"/>
-              </w:rPr>
-              <w:t>Khóa chính nhận diện duy nhất suất chiếu</w:t>
+              <w:t>MaCH</w:t>
             </w:r>
           </w:p>
         </w:tc>
@@ -327,32 +194,8 @@
             <w:r>
               <w:rPr>
                 <w:rFonts w:ascii="Times New Roman" w:hAnsi="Times New Roman" w:cs="Times New Roman"/>
-                <w:b/>
-                <w:bCs/>
               </w:rPr>
-              <w:t>FK1</w:t>
-            </w:r>
-          </w:p>
-        </w:tc>
-        <w:tc>
-          <w:tcPr>
-            <w:tcW w:w="0" w:type="auto"/>
-            <w:hideMark/>
-          </w:tcPr>
-          <w:p>
-            <w:pPr>
-              <w:spacing w:after="200" w:line="276" w:lineRule="auto"/>
-              <w:rPr>
-                <w:rFonts w:ascii="Times New Roman" w:hAnsi="Times New Roman" w:cs="Times New Roman"/>
-              </w:rPr>
-            </w:pPr>
-            <w:r>
-              <w:rPr>
-                <w:rFonts w:ascii="Times New Roman" w:hAnsi="Times New Roman" w:cs="Times New Roman"/>
-                <w:b/>
-                <w:bCs/>
-              </w:rPr>
-              <w:t>MovieID</w:t>
+              <w:t>HOP_DONG_THUE</w:t>
             </w:r>
           </w:p>
         </w:tc>
@@ -372,7 +215,15 @@
               <w:rPr>
                 <w:rFonts w:ascii="Times New Roman" w:hAnsi="Times New Roman" w:cs="Times New Roman"/>
               </w:rPr>
-              <w:t>int</w:t>
+              <w:t xml:space="preserve">MaHD, NgayBatDau, NgayKetThuc, </w:t>
+            </w:r>
+            <w:r>
+              <w:rPr>
+                <w:rFonts w:ascii="Times New Roman" w:hAnsi="Times New Roman" w:cs="Times New Roman"/>
+                <w:b/>
+                <w:bCs/>
+              </w:rPr>
+              <w:t>MaCH_FK</w:t>
             </w:r>
           </w:p>
         </w:tc>
@@ -392,27 +243,7 @@
               <w:rPr>
                 <w:rFonts w:ascii="Times New Roman" w:hAnsi="Times New Roman" w:cs="Times New Roman"/>
               </w:rPr>
-              <w:t>NOT NULL</w:t>
-            </w:r>
-          </w:p>
-        </w:tc>
-        <w:tc>
-          <w:tcPr>
-            <w:tcW w:w="0" w:type="auto"/>
-            <w:hideMark/>
-          </w:tcPr>
-          <w:p>
-            <w:pPr>
-              <w:spacing w:after="200" w:line="276" w:lineRule="auto"/>
-              <w:rPr>
-                <w:rFonts w:ascii="Times New Roman" w:hAnsi="Times New Roman" w:cs="Times New Roman"/>
-              </w:rPr>
-            </w:pPr>
-            <w:r>
-              <w:rPr>
-                <w:rFonts w:ascii="Times New Roman" w:hAnsi="Times New Roman" w:cs="Times New Roman"/>
-              </w:rPr>
-              <w:t>Khóa ngoại tham chiếu đến MOVIE(MovieID)</w:t>
+              <w:t>MaHD</w:t>
             </w:r>
           </w:p>
         </w:tc>
@@ -433,32 +264,8 @@
             <w:r>
               <w:rPr>
                 <w:rFonts w:ascii="Times New Roman" w:hAnsi="Times New Roman" w:cs="Times New Roman"/>
-                <w:b/>
-                <w:bCs/>
               </w:rPr>
-              <w:t>FK2</w:t>
-            </w:r>
-          </w:p>
-        </w:tc>
-        <w:tc>
-          <w:tcPr>
-            <w:tcW w:w="0" w:type="auto"/>
-            <w:hideMark/>
-          </w:tcPr>
-          <w:p>
-            <w:pPr>
-              <w:spacing w:after="200" w:line="276" w:lineRule="auto"/>
-              <w:rPr>
-                <w:rFonts w:ascii="Times New Roman" w:hAnsi="Times New Roman" w:cs="Times New Roman"/>
-              </w:rPr>
-            </w:pPr>
-            <w:r>
-              <w:rPr>
-                <w:rFonts w:ascii="Times New Roman" w:hAnsi="Times New Roman" w:cs="Times New Roman"/>
-                <w:b/>
-                <w:bCs/>
-              </w:rPr>
-              <w:t>HallID</w:t>
+              <w:t>KHU_VUC</w:t>
             </w:r>
           </w:p>
         </w:tc>
@@ -478,7 +285,7 @@
               <w:rPr>
                 <w:rFonts w:ascii="Times New Roman" w:hAnsi="Times New Roman" w:cs="Times New Roman"/>
               </w:rPr>
-              <w:t>int</w:t>
+              <w:t>MaKhuVuc, TenKhuVuc</w:t>
             </w:r>
           </w:p>
         </w:tc>
@@ -498,7 +305,185 @@
               <w:rPr>
                 <w:rFonts w:ascii="Times New Roman" w:hAnsi="Times New Roman" w:cs="Times New Roman"/>
               </w:rPr>
-              <w:t>NOT NULL</w:t>
+              <w:t>MaKhuVuc</w:t>
+            </w:r>
+          </w:p>
+        </w:tc>
+      </w:tr>
+    </w:tbl>
+    <w:p>
+      <w:pPr>
+        <w:rPr>
+          <w:rFonts w:ascii="Times New Roman" w:hAnsi="Times New Roman" w:cs="Times New Roman"/>
+        </w:rPr>
+      </w:pPr>
+      <w:r>
+        <w:rPr>
+          <w:rFonts w:ascii="Times New Roman" w:hAnsi="Times New Roman" w:cs="Times New Roman"/>
+          <w:b/>
+          <w:bCs/>
+        </w:rPr>
+        <w:t>Lập luận:</w:t>
+      </w:r>
+    </w:p>
+    <w:p>
+      <w:pPr>
+        <w:numPr>
+          <w:ilvl w:val="0"/>
+          <w:numId w:val="15"/>
+        </w:numPr>
+        <w:rPr>
+          <w:rFonts w:ascii="Times New Roman" w:hAnsi="Times New Roman" w:cs="Times New Roman"/>
+        </w:rPr>
+      </w:pPr>
+      <w:r>
+        <w:rPr>
+          <w:rFonts w:ascii="Times New Roman" w:hAnsi="Times New Roman" w:cs="Times New Roman"/>
+        </w:rPr>
+        <w:t>Khu vực có mã định danh và tên riêng, lại chứa nhiều căn hộ, nên tách thành Entity độc lập KHU_VUC với PK là MaKhuVuc.</w:t>
+      </w:r>
+    </w:p>
+    <w:p>
+      <w:pPr>
+        <w:numPr>
+          <w:ilvl w:val="0"/>
+          <w:numId w:val="15"/>
+        </w:numPr>
+        <w:rPr>
+          <w:rFonts w:ascii="Times New Roman" w:hAnsi="Times New Roman" w:cs="Times New Roman"/>
+        </w:rPr>
+      </w:pPr>
+      <w:r>
+        <w:rPr>
+          <w:rFonts w:ascii="Times New Roman" w:hAnsi="Times New Roman" w:cs="Times New Roman"/>
+        </w:rPr>
+        <w:t>Hai khóa ngoại MaKhuVuc_FK (trong CAN_HO) và MaCH_FK (trong HOP_DONG_THUE) không có trong dữ liệu gốc, được thêm vào để hiện thực hóa hai quan hệ ở Bước 2.</w:t>
+      </w:r>
+    </w:p>
+    <w:p>
+      <w:pPr>
+        <w:rPr>
+          <w:rFonts w:ascii="Times New Roman" w:hAnsi="Times New Roman" w:cs="Times New Roman"/>
+          <w:b/>
+          <w:bCs/>
+          <w:sz w:val="32"/>
+          <w:szCs w:val="32"/>
+        </w:rPr>
+      </w:pPr>
+      <w:r>
+        <w:rPr>
+          <w:rFonts w:ascii="Times New Roman" w:hAnsi="Times New Roman" w:cs="Times New Roman"/>
+          <w:b/>
+          <w:bCs/>
+          <w:sz w:val="32"/>
+          <w:szCs w:val="32"/>
+        </w:rPr>
+        <w:t>Bước 2: Vẽ 2 loại quan hệ</w:t>
+      </w:r>
+    </w:p>
+    <w:tbl>
+      <w:tblPr>
+        <w:tblStyle w:val="TableGrid"/>
+        <w:tblW w:w="0" w:type="auto"/>
+        <w:tblLook w:val="04A0" w:firstRow="1" w:lastRow="0" w:firstColumn="1" w:lastColumn="0" w:noHBand="0" w:noVBand="1"/>
+      </w:tblPr>
+      <w:tblGrid>
+        <w:gridCol w:w="2690"/>
+        <w:gridCol w:w="4526"/>
+        <w:gridCol w:w="2972"/>
+      </w:tblGrid>
+      <w:tr>
+        <w:tc>
+          <w:tcPr>
+            <w:tcW w:w="0" w:type="auto"/>
+            <w:hideMark/>
+          </w:tcPr>
+          <w:p>
+            <w:pPr>
+              <w:spacing w:after="200" w:line="276" w:lineRule="auto"/>
+              <w:rPr>
+                <w:rFonts w:ascii="Times New Roman" w:hAnsi="Times New Roman" w:cs="Times New Roman"/>
+                <w:b/>
+                <w:bCs/>
+              </w:rPr>
+            </w:pPr>
+            <w:r>
+              <w:rPr>
+                <w:rFonts w:ascii="Times New Roman" w:hAnsi="Times New Roman" w:cs="Times New Roman"/>
+                <w:b/>
+                <w:bCs/>
+              </w:rPr>
+              <w:t>Quan hệ</w:t>
+            </w:r>
+          </w:p>
+        </w:tc>
+        <w:tc>
+          <w:tcPr>
+            <w:tcW w:w="0" w:type="auto"/>
+            <w:hideMark/>
+          </w:tcPr>
+          <w:p>
+            <w:pPr>
+              <w:spacing w:after="200" w:line="276" w:lineRule="auto"/>
+              <w:rPr>
+                <w:rFonts w:ascii="Times New Roman" w:hAnsi="Times New Roman" w:cs="Times New Roman"/>
+                <w:b/>
+                <w:bCs/>
+              </w:rPr>
+            </w:pPr>
+            <w:r>
+              <w:rPr>
+                <w:rFonts w:ascii="Times New Roman" w:hAnsi="Times New Roman" w:cs="Times New Roman"/>
+                <w:b/>
+                <w:bCs/>
+              </w:rPr>
+              <w:t>Ký hiệu</w:t>
+            </w:r>
+          </w:p>
+        </w:tc>
+        <w:tc>
+          <w:tcPr>
+            <w:tcW w:w="0" w:type="auto"/>
+            <w:hideMark/>
+          </w:tcPr>
+          <w:p>
+            <w:pPr>
+              <w:spacing w:after="200" w:line="276" w:lineRule="auto"/>
+              <w:rPr>
+                <w:rFonts w:ascii="Times New Roman" w:hAnsi="Times New Roman" w:cs="Times New Roman"/>
+                <w:b/>
+                <w:bCs/>
+              </w:rPr>
+            </w:pPr>
+            <w:r>
+              <w:rPr>
+                <w:rFonts w:ascii="Times New Roman" w:hAnsi="Times New Roman" w:cs="Times New Roman"/>
+                <w:b/>
+                <w:bCs/>
+              </w:rPr>
+              <w:t>Khóa ngoại</w:t>
+            </w:r>
+          </w:p>
+        </w:tc>
+      </w:tr>
+      <w:tr>
+        <w:tc>
+          <w:tcPr>
+            <w:tcW w:w="0" w:type="auto"/>
+            <w:hideMark/>
+          </w:tcPr>
+          <w:p>
+            <w:pPr>
+              <w:spacing w:after="200" w:line="276" w:lineRule="auto"/>
+              <w:rPr>
+                <w:rFonts w:ascii="Times New Roman" w:hAnsi="Times New Roman" w:cs="Times New Roman"/>
+              </w:rPr>
+            </w:pPr>
+            <w:r>
+              <w:rPr>
+                <w:rFonts w:ascii="Times New Roman" w:hAnsi="Times New Roman" w:cs="Times New Roman"/>
+              </w:rPr>
+              <w:t>(a) CAN_HO — HOP_DONG_THUE (1-1 tùy chọn)</w:t>
             </w:r>
           </w:p>
         </w:tc>
@@ -518,45 +503,63 @@
               <w:rPr>
                 <w:rFonts w:ascii="Times New Roman" w:hAnsi="Times New Roman" w:cs="Times New Roman"/>
               </w:rPr>
-              <w:t>Khóa ngoại tham chiếu đến CINEMA_HALL(HallID)</w:t>
+              <w:t xml:space="preserve">CAN_HO: 1 căn hộ có </w:t>
             </w:r>
-          </w:p>
-        </w:tc>
-      </w:tr>
-      <w:tr>
-        <w:tc>
-          <w:tcPr>
-            <w:tcW w:w="0" w:type="auto"/>
-            <w:hideMark/>
-          </w:tcPr>
-          <w:p>
-            <w:pPr>
-              <w:spacing w:after="200" w:line="276" w:lineRule="auto"/>
-              <w:rPr>
-                <w:rFonts w:ascii="Times New Roman" w:hAnsi="Times New Roman" w:cs="Times New Roman"/>
-              </w:rPr>
-            </w:pPr>
-          </w:p>
-        </w:tc>
-        <w:tc>
-          <w:tcPr>
-            <w:tcW w:w="0" w:type="auto"/>
-            <w:hideMark/>
-          </w:tcPr>
-          <w:p>
-            <w:pPr>
-              <w:spacing w:after="200" w:line="276" w:lineRule="auto"/>
-              <w:rPr>
-                <w:rFonts w:ascii="Times New Roman" w:hAnsi="Times New Roman" w:cs="Times New Roman"/>
-              </w:rPr>
-            </w:pPr>
             <w:r>
               <w:rPr>
                 <w:rFonts w:ascii="Times New Roman" w:hAnsi="Times New Roman" w:cs="Times New Roman"/>
                 <w:b/>
                 <w:bCs/>
               </w:rPr>
-              <w:t>StartTime</w:t>
+              <w:t>0 hoặc 1</w:t>
+            </w:r>
+            <w:r>
+              <w:rPr>
+                <w:rFonts w:ascii="Times New Roman" w:hAnsi="Times New Roman" w:cs="Times New Roman"/>
+              </w:rPr>
+              <w:t xml:space="preserve"> hợp đồng hiệu lực (ký hiệu </w:t>
+            </w:r>
+            <w:r>
+              <w:rPr>
+                <w:rFonts w:ascii="Times New Roman" w:hAnsi="Times New Roman" w:cs="Times New Roman"/>
+                <w:i/>
+                <w:iCs/>
+              </w:rPr>
+              <w:t>zero or one</w:t>
+            </w:r>
+            <w:r>
+              <w:rPr>
+                <w:rFonts w:ascii="Times New Roman" w:hAnsi="Times New Roman" w:cs="Times New Roman"/>
+              </w:rPr>
+              <w:t xml:space="preserve">). HOP_DONG_THUE: 1 hợp đồng thuộc </w:t>
+            </w:r>
+            <w:r>
+              <w:rPr>
+                <w:rFonts w:ascii="Times New Roman" w:hAnsi="Times New Roman" w:cs="Times New Roman"/>
+                <w:b/>
+                <w:bCs/>
+              </w:rPr>
+              <w:t>đúng 1</w:t>
+            </w:r>
+            <w:r>
+              <w:rPr>
+                <w:rFonts w:ascii="Times New Roman" w:hAnsi="Times New Roman" w:cs="Times New Roman"/>
+              </w:rPr>
+              <w:t xml:space="preserve"> căn hộ (ký hiệu </w:t>
+            </w:r>
+            <w:r>
+              <w:rPr>
+                <w:rFonts w:ascii="Times New Roman" w:hAnsi="Times New Roman" w:cs="Times New Roman"/>
+                <w:i/>
+                <w:iCs/>
+              </w:rPr>
+              <w:t>exactly one</w:t>
+            </w:r>
+            <w:r>
+              <w:rPr>
+                <w:rFonts w:ascii="Times New Roman" w:hAnsi="Times New Roman" w:cs="Times New Roman"/>
+              </w:rPr>
+              <w:t>)</w:t>
             </w:r>
           </w:p>
         </w:tc>
@@ -576,7 +579,37 @@
               <w:rPr>
                 <w:rFonts w:ascii="Times New Roman" w:hAnsi="Times New Roman" w:cs="Times New Roman"/>
               </w:rPr>
-              <w:t>datetime</w:t>
+              <w:t xml:space="preserve">MaCH_FK trong HOP_DONG_THUE, thêm ràng buộc </w:t>
+            </w:r>
+            <w:r>
+              <w:rPr>
+                <w:rFonts w:ascii="Times New Roman" w:hAnsi="Times New Roman" w:cs="Times New Roman"/>
+                <w:b/>
+                <w:bCs/>
+              </w:rPr>
+              <w:t>UNIQUE</w:t>
+            </w:r>
+          </w:p>
+        </w:tc>
+      </w:tr>
+      <w:tr>
+        <w:tc>
+          <w:tcPr>
+            <w:tcW w:w="0" w:type="auto"/>
+            <w:hideMark/>
+          </w:tcPr>
+          <w:p>
+            <w:pPr>
+              <w:spacing w:after="200" w:line="276" w:lineRule="auto"/>
+              <w:rPr>
+                <w:rFonts w:ascii="Times New Roman" w:hAnsi="Times New Roman" w:cs="Times New Roman"/>
+              </w:rPr>
+            </w:pPr>
+            <w:r>
+              <w:rPr>
+                <w:rFonts w:ascii="Times New Roman" w:hAnsi="Times New Roman" w:cs="Times New Roman"/>
+              </w:rPr>
+              <w:t>(b) KHU_VUC — CAN_HO (1-N)</w:t>
             </w:r>
           </w:p>
         </w:tc>
@@ -596,7 +629,63 @@
               <w:rPr>
                 <w:rFonts w:ascii="Times New Roman" w:hAnsi="Times New Roman" w:cs="Times New Roman"/>
               </w:rPr>
-              <w:t>NOT NULL</w:t>
+              <w:t xml:space="preserve">KHU_VUC: 1 căn hộ thuộc </w:t>
+            </w:r>
+            <w:r>
+              <w:rPr>
+                <w:rFonts w:ascii="Times New Roman" w:hAnsi="Times New Roman" w:cs="Times New Roman"/>
+                <w:b/>
+                <w:bCs/>
+              </w:rPr>
+              <w:t>đúng 1</w:t>
+            </w:r>
+            <w:r>
+              <w:rPr>
+                <w:rFonts w:ascii="Times New Roman" w:hAnsi="Times New Roman" w:cs="Times New Roman"/>
+              </w:rPr>
+              <w:t xml:space="preserve"> khu vực (</w:t>
+            </w:r>
+            <w:r>
+              <w:rPr>
+                <w:rFonts w:ascii="Times New Roman" w:hAnsi="Times New Roman" w:cs="Times New Roman"/>
+                <w:i/>
+                <w:iCs/>
+              </w:rPr>
+              <w:t>exactly one</w:t>
+            </w:r>
+            <w:r>
+              <w:rPr>
+                <w:rFonts w:ascii="Times New Roman" w:hAnsi="Times New Roman" w:cs="Times New Roman"/>
+              </w:rPr>
+              <w:t xml:space="preserve">). CAN_HO: 1 khu vực có </w:t>
+            </w:r>
+            <w:r>
+              <w:rPr>
+                <w:rFonts w:ascii="Times New Roman" w:hAnsi="Times New Roman" w:cs="Times New Roman"/>
+                <w:b/>
+                <w:bCs/>
+              </w:rPr>
+              <w:t>0 hoặc nhiều</w:t>
+            </w:r>
+            <w:r>
+              <w:rPr>
+                <w:rFonts w:ascii="Times New Roman" w:hAnsi="Times New Roman" w:cs="Times New Roman"/>
+              </w:rPr>
+              <w:t xml:space="preserve"> căn hộ (</w:t>
+            </w:r>
+            <w:r>
+              <w:rPr>
+                <w:rFonts w:ascii="Times New Roman" w:hAnsi="Times New Roman" w:cs="Times New Roman"/>
+                <w:i/>
+                <w:iCs/>
+              </w:rPr>
+              <w:t>zero to many</w:t>
+            </w:r>
+            <w:r>
+              <w:rPr>
+                <w:rFonts w:ascii="Times New Roman" w:hAnsi="Times New Roman" w:cs="Times New Roman"/>
+              </w:rPr>
+              <w:t>, chân quạ + vòng tròn)</w:t>
             </w:r>
           </w:p>
         </w:tc>
@@ -616,7 +705,240 @@
               <w:rPr>
                 <w:rFonts w:ascii="Times New Roman" w:hAnsi="Times New Roman" w:cs="Times New Roman"/>
               </w:rPr>
-              <w:t>Thời gian bắt đầu chiếu</w:t>
+              <w:t>MaKhuVuc_FK trong CAN_HO, NOT NULL</w:t>
+            </w:r>
+          </w:p>
+        </w:tc>
+      </w:tr>
+    </w:tbl>
+    <w:p>
+      <w:pPr>
+        <w:rPr>
+          <w:rFonts w:ascii="Times New Roman" w:hAnsi="Times New Roman" w:cs="Times New Roman"/>
+        </w:rPr>
+      </w:pPr>
+      <w:r>
+        <w:rPr>
+          <w:rFonts w:ascii="Times New Roman" w:hAnsi="Times New Roman" w:cs="Times New Roman"/>
+          <w:b/>
+          <w:bCs/>
+        </w:rPr>
+        <w:t>Lưu ý quan trọng:</w:t>
+      </w:r>
+    </w:p>
+    <w:p>
+      <w:pPr>
+        <w:numPr>
+          <w:ilvl w:val="0"/>
+          <w:numId w:val="16"/>
+        </w:numPr>
+        <w:rPr>
+          <w:rFonts w:ascii="Times New Roman" w:hAnsi="Times New Roman" w:cs="Times New Roman"/>
+        </w:rPr>
+      </w:pPr>
+      <w:r>
+        <w:rPr>
+          <w:rFonts w:ascii="Times New Roman" w:hAnsi="Times New Roman" w:cs="Times New Roman"/>
+        </w:rPr>
+        <w:t>Quan hệ 1-1 không có chân quạ. Hai đầu chỉ có ký hiệu gạch/vòng tròn.</w:t>
+      </w:r>
+    </w:p>
+    <w:p>
+      <w:pPr>
+        <w:numPr>
+          <w:ilvl w:val="0"/>
+          <w:numId w:val="16"/>
+        </w:numPr>
+        <w:rPr>
+          <w:rFonts w:ascii="Times New Roman" w:hAnsi="Times New Roman" w:cs="Times New Roman"/>
+        </w:rPr>
+      </w:pPr>
+      <w:r>
+        <w:rPr>
+          <w:rFonts w:ascii="Times New Roman" w:hAnsi="Times New Roman" w:cs="Times New Roman"/>
+        </w:rPr>
+        <w:t xml:space="preserve">Đặt FK ở phía </w:t>
+      </w:r>
+      <w:r>
+        <w:rPr>
+          <w:rFonts w:ascii="Times New Roman" w:hAnsi="Times New Roman" w:cs="Times New Roman"/>
+          <w:b/>
+          <w:bCs/>
+        </w:rPr>
+        <w:t>bắt buộc</w:t>
+      </w:r>
+      <w:r>
+        <w:rPr>
+          <w:rFonts w:ascii="Times New Roman" w:hAnsi="Times New Roman" w:cs="Times New Roman"/>
+        </w:rPr>
+        <w:t xml:space="preserve"> (HOP_DONG_THUE, vì hợp đồng luôn thuộc một căn hộ). Nếu đặt ở CAN_HO thì cột sẽ NULL với căn hộ chưa cho thuê.</w:t>
+      </w:r>
+    </w:p>
+    <w:p>
+      <w:pPr>
+        <w:numPr>
+          <w:ilvl w:val="0"/>
+          <w:numId w:val="16"/>
+        </w:numPr>
+        <w:rPr>
+          <w:rFonts w:ascii="Times New Roman" w:hAnsi="Times New Roman" w:cs="Times New Roman"/>
+        </w:rPr>
+      </w:pPr>
+      <w:r>
+        <w:rPr>
+          <w:rFonts w:ascii="Times New Roman" w:hAnsi="Times New Roman" w:cs="Times New Roman"/>
+        </w:rPr>
+        <w:t>UNIQUE trên MaCH_FK để đảm bảo mỗi căn hộ chỉ có tối đa 1 hợp đồng hiệu lực. Nếu cần lưu lịch sử nhiều hợp đồng theo thời gian, quan hệ sẽ trở thành 1-N và phải bỏ UNIQUE (nên nêu ghi chú này trong bài).</w:t>
+      </w:r>
+    </w:p>
+    <w:p>
+      <w:pPr>
+        <w:rPr>
+          <w:rFonts w:ascii="Times New Roman" w:hAnsi="Times New Roman" w:cs="Times New Roman"/>
+          <w:b/>
+          <w:bCs/>
+          <w:sz w:val="32"/>
+          <w:szCs w:val="32"/>
+        </w:rPr>
+      </w:pPr>
+      <w:r>
+        <w:rPr>
+          <w:rFonts w:ascii="Times New Roman" w:hAnsi="Times New Roman" w:cs="Times New Roman"/>
+          <w:b/>
+          <w:bCs/>
+          <w:sz w:val="32"/>
+          <w:szCs w:val="32"/>
+        </w:rPr>
+        <w:t>Bước 3: Chuẩn hóa 3NF</w:t>
+      </w:r>
+    </w:p>
+    <w:p>
+      <w:pPr>
+        <w:rPr>
+          <w:rFonts w:ascii="Times New Roman" w:hAnsi="Times New Roman" w:cs="Times New Roman"/>
+        </w:rPr>
+      </w:pPr>
+      <w:r>
+        <w:rPr>
+          <w:rFonts w:ascii="Times New Roman" w:hAnsi="Times New Roman" w:cs="Times New Roman"/>
+          <w:b/>
+          <w:bCs/>
+        </w:rPr>
+        <w:t>Bảng nháp</w:t>
+      </w:r>
+      <w:r>
+        <w:rPr>
+          <w:rFonts w:ascii="Times New Roman" w:hAnsi="Times New Roman" w:cs="Times New Roman"/>
+        </w:rPr>
+        <w:t xml:space="preserve"> (PK: MaCH):</w:t>
+      </w:r>
+    </w:p>
+    <w:tbl>
+      <w:tblPr>
+        <w:tblStyle w:val="TableGrid"/>
+        <w:tblW w:w="0" w:type="auto"/>
+        <w:tblLook w:val="04A0" w:firstRow="1" w:lastRow="0" w:firstColumn="1" w:lastColumn="0" w:noHBand="0" w:noVBand="1"/>
+      </w:tblPr>
+      <w:tblGrid>
+        <w:gridCol w:w="864"/>
+        <w:gridCol w:w="1084"/>
+        <w:gridCol w:w="1329"/>
+        <w:gridCol w:w="1378"/>
+      </w:tblGrid>
+      <w:tr>
+        <w:tc>
+          <w:tcPr>
+            <w:tcW w:w="0" w:type="auto"/>
+            <w:hideMark/>
+          </w:tcPr>
+          <w:p>
+            <w:pPr>
+              <w:spacing w:after="200" w:line="276" w:lineRule="auto"/>
+              <w:rPr>
+                <w:rFonts w:ascii="Times New Roman" w:hAnsi="Times New Roman" w:cs="Times New Roman"/>
+                <w:b/>
+                <w:bCs/>
+              </w:rPr>
+            </w:pPr>
+            <w:r>
+              <w:rPr>
+                <w:rFonts w:ascii="Times New Roman" w:hAnsi="Times New Roman" w:cs="Times New Roman"/>
+                <w:b/>
+                <w:bCs/>
+              </w:rPr>
+              <w:t>MaCH</w:t>
+            </w:r>
+          </w:p>
+        </w:tc>
+        <w:tc>
+          <w:tcPr>
+            <w:tcW w:w="0" w:type="auto"/>
+            <w:hideMark/>
+          </w:tcPr>
+          <w:p>
+            <w:pPr>
+              <w:spacing w:after="200" w:line="276" w:lineRule="auto"/>
+              <w:rPr>
+                <w:rFonts w:ascii="Times New Roman" w:hAnsi="Times New Roman" w:cs="Times New Roman"/>
+                <w:b/>
+                <w:bCs/>
+              </w:rPr>
+            </w:pPr>
+            <w:r>
+              <w:rPr>
+                <w:rFonts w:ascii="Times New Roman" w:hAnsi="Times New Roman" w:cs="Times New Roman"/>
+                <w:b/>
+                <w:bCs/>
+              </w:rPr>
+              <w:t>DienTich</w:t>
+            </w:r>
+          </w:p>
+        </w:tc>
+        <w:tc>
+          <w:tcPr>
+            <w:tcW w:w="0" w:type="auto"/>
+            <w:hideMark/>
+          </w:tcPr>
+          <w:p>
+            <w:pPr>
+              <w:spacing w:after="200" w:line="276" w:lineRule="auto"/>
+              <w:rPr>
+                <w:rFonts w:ascii="Times New Roman" w:hAnsi="Times New Roman" w:cs="Times New Roman"/>
+                <w:b/>
+                <w:bCs/>
+              </w:rPr>
+            </w:pPr>
+            <w:r>
+              <w:rPr>
+                <w:rFonts w:ascii="Times New Roman" w:hAnsi="Times New Roman" w:cs="Times New Roman"/>
+                <w:b/>
+                <w:bCs/>
+              </w:rPr>
+              <w:t>MaKhuVuc</w:t>
+            </w:r>
+          </w:p>
+        </w:tc>
+        <w:tc>
+          <w:tcPr>
+            <w:tcW w:w="0" w:type="auto"/>
+            <w:hideMark/>
+          </w:tcPr>
+          <w:p>
+            <w:pPr>
+              <w:spacing w:after="200" w:line="276" w:lineRule="auto"/>
+              <w:rPr>
+                <w:rFonts w:ascii="Times New Roman" w:hAnsi="Times New Roman" w:cs="Times New Roman"/>
+                <w:b/>
+                <w:bCs/>
+              </w:rPr>
+            </w:pPr>
+            <w:r>
+              <w:rPr>
+                <w:rFonts w:ascii="Times New Roman" w:hAnsi="Times New Roman" w:cs="Times New Roman"/>
+                <w:b/>
+                <w:bCs/>
+              </w:rPr>
+              <w:t>TenKhuVuc</w:t>
             </w:r>
           </w:p>
         </w:tc>
@@ -634,27 +956,11 @@
                 <w:rFonts w:ascii="Times New Roman" w:hAnsi="Times New Roman" w:cs="Times New Roman"/>
               </w:rPr>
             </w:pPr>
-          </w:p>
-        </w:tc>
-        <w:tc>
-          <w:tcPr>
-            <w:tcW w:w="0" w:type="auto"/>
-            <w:hideMark/>
-          </w:tcPr>
-          <w:p>
-            <w:pPr>
-              <w:spacing w:after="200" w:line="276" w:lineRule="auto"/>
+            <w:r>
               <w:rPr>
                 <w:rFonts w:ascii="Times New Roman" w:hAnsi="Times New Roman" w:cs="Times New Roman"/>
               </w:rPr>
-            </w:pPr>
-            <w:r>
-              <w:rPr>
-                <w:rFonts w:ascii="Times New Roman" w:hAnsi="Times New Roman" w:cs="Times New Roman"/>
-                <w:b/>
-                <w:bCs/>
-              </w:rPr>
-              <w:t>EndTime</w:t>
+              <w:t>CH01</w:t>
             </w:r>
           </w:p>
         </w:tc>
@@ -674,7 +980,7 @@
               <w:rPr>
                 <w:rFonts w:ascii="Times New Roman" w:hAnsi="Times New Roman" w:cs="Times New Roman"/>
               </w:rPr>
-              <w:t>datetime</w:t>
+              <w:t>45</w:t>
             </w:r>
           </w:p>
         </w:tc>
@@ -694,7 +1000,7 @@
               <w:rPr>
                 <w:rFonts w:ascii="Times New Roman" w:hAnsi="Times New Roman" w:cs="Times New Roman"/>
               </w:rPr>
-              <w:t>NOT NULL</w:t>
+              <w:t>KV01</w:t>
             </w:r>
           </w:p>
         </w:tc>
@@ -714,7 +1020,172 @@
               <w:rPr>
                 <w:rFonts w:ascii="Times New Roman" w:hAnsi="Times New Roman" w:cs="Times New Roman"/>
               </w:rPr>
-              <w:t>Thời gian kết thúc chiếu</w:t>
+              <w:t>Quận 1</w:t>
+            </w:r>
+          </w:p>
+        </w:tc>
+      </w:tr>
+      <w:tr>
+        <w:tc>
+          <w:tcPr>
+            <w:tcW w:w="0" w:type="auto"/>
+            <w:hideMark/>
+          </w:tcPr>
+          <w:p>
+            <w:pPr>
+              <w:spacing w:after="200" w:line="276" w:lineRule="auto"/>
+              <w:rPr>
+                <w:rFonts w:ascii="Times New Roman" w:hAnsi="Times New Roman" w:cs="Times New Roman"/>
+              </w:rPr>
+            </w:pPr>
+            <w:r>
+              <w:rPr>
+                <w:rFonts w:ascii="Times New Roman" w:hAnsi="Times New Roman" w:cs="Times New Roman"/>
+              </w:rPr>
+              <w:t>CH02</w:t>
+            </w:r>
+          </w:p>
+        </w:tc>
+        <w:tc>
+          <w:tcPr>
+            <w:tcW w:w="0" w:type="auto"/>
+            <w:hideMark/>
+          </w:tcPr>
+          <w:p>
+            <w:pPr>
+              <w:spacing w:after="200" w:line="276" w:lineRule="auto"/>
+              <w:rPr>
+                <w:rFonts w:ascii="Times New Roman" w:hAnsi="Times New Roman" w:cs="Times New Roman"/>
+              </w:rPr>
+            </w:pPr>
+            <w:r>
+              <w:rPr>
+                <w:rFonts w:ascii="Times New Roman" w:hAnsi="Times New Roman" w:cs="Times New Roman"/>
+              </w:rPr>
+              <w:t>60</w:t>
+            </w:r>
+          </w:p>
+        </w:tc>
+        <w:tc>
+          <w:tcPr>
+            <w:tcW w:w="0" w:type="auto"/>
+            <w:hideMark/>
+          </w:tcPr>
+          <w:p>
+            <w:pPr>
+              <w:spacing w:after="200" w:line="276" w:lineRule="auto"/>
+              <w:rPr>
+                <w:rFonts w:ascii="Times New Roman" w:hAnsi="Times New Roman" w:cs="Times New Roman"/>
+              </w:rPr>
+            </w:pPr>
+            <w:r>
+              <w:rPr>
+                <w:rFonts w:ascii="Times New Roman" w:hAnsi="Times New Roman" w:cs="Times New Roman"/>
+              </w:rPr>
+              <w:t>KV01</w:t>
+            </w:r>
+          </w:p>
+        </w:tc>
+        <w:tc>
+          <w:tcPr>
+            <w:tcW w:w="0" w:type="auto"/>
+            <w:hideMark/>
+          </w:tcPr>
+          <w:p>
+            <w:pPr>
+              <w:spacing w:after="200" w:line="276" w:lineRule="auto"/>
+              <w:rPr>
+                <w:rFonts w:ascii="Times New Roman" w:hAnsi="Times New Roman" w:cs="Times New Roman"/>
+              </w:rPr>
+            </w:pPr>
+            <w:r>
+              <w:rPr>
+                <w:rFonts w:ascii="Times New Roman" w:hAnsi="Times New Roman" w:cs="Times New Roman"/>
+              </w:rPr>
+              <w:t>Quận 1</w:t>
+            </w:r>
+          </w:p>
+        </w:tc>
+      </w:tr>
+      <w:tr>
+        <w:tc>
+          <w:tcPr>
+            <w:tcW w:w="0" w:type="auto"/>
+            <w:hideMark/>
+          </w:tcPr>
+          <w:p>
+            <w:pPr>
+              <w:spacing w:after="200" w:line="276" w:lineRule="auto"/>
+              <w:rPr>
+                <w:rFonts w:ascii="Times New Roman" w:hAnsi="Times New Roman" w:cs="Times New Roman"/>
+              </w:rPr>
+            </w:pPr>
+            <w:r>
+              <w:rPr>
+                <w:rFonts w:ascii="Times New Roman" w:hAnsi="Times New Roman" w:cs="Times New Roman"/>
+              </w:rPr>
+              <w:lastRenderedPageBreak/>
+              <w:t>CH03</w:t>
+            </w:r>
+          </w:p>
+        </w:tc>
+        <w:tc>
+          <w:tcPr>
+            <w:tcW w:w="0" w:type="auto"/>
+            <w:hideMark/>
+          </w:tcPr>
+          <w:p>
+            <w:pPr>
+              <w:spacing w:after="200" w:line="276" w:lineRule="auto"/>
+              <w:rPr>
+                <w:rFonts w:ascii="Times New Roman" w:hAnsi="Times New Roman" w:cs="Times New Roman"/>
+              </w:rPr>
+            </w:pPr>
+            <w:r>
+              <w:rPr>
+                <w:rFonts w:ascii="Times New Roman" w:hAnsi="Times New Roman" w:cs="Times New Roman"/>
+              </w:rPr>
+              <w:t>50</w:t>
+            </w:r>
+          </w:p>
+        </w:tc>
+        <w:tc>
+          <w:tcPr>
+            <w:tcW w:w="0" w:type="auto"/>
+            <w:hideMark/>
+          </w:tcPr>
+          <w:p>
+            <w:pPr>
+              <w:spacing w:after="200" w:line="276" w:lineRule="auto"/>
+              <w:rPr>
+                <w:rFonts w:ascii="Times New Roman" w:hAnsi="Times New Roman" w:cs="Times New Roman"/>
+              </w:rPr>
+            </w:pPr>
+            <w:r>
+              <w:rPr>
+                <w:rFonts w:ascii="Times New Roman" w:hAnsi="Times New Roman" w:cs="Times New Roman"/>
+              </w:rPr>
+              <w:t>KV02</w:t>
+            </w:r>
+          </w:p>
+        </w:tc>
+        <w:tc>
+          <w:tcPr>
+            <w:tcW w:w="0" w:type="auto"/>
+            <w:hideMark/>
+          </w:tcPr>
+          <w:p>
+            <w:pPr>
+              <w:spacing w:after="200" w:line="276" w:lineRule="auto"/>
+              <w:rPr>
+                <w:rFonts w:ascii="Times New Roman" w:hAnsi="Times New Roman" w:cs="Times New Roman"/>
+              </w:rPr>
+            </w:pPr>
+            <w:r>
+              <w:rPr>
+                <w:rFonts w:ascii="Times New Roman" w:hAnsi="Times New Roman" w:cs="Times New Roman"/>
+              </w:rPr>
+              <w:t>Quận 7</w:t>
             </w:r>
           </w:p>
         </w:tc>
@@ -724,8 +1195,6 @@
       <w:pPr>
         <w:rPr>
           <w:rFonts w:ascii="Times New Roman" w:hAnsi="Times New Roman" w:cs="Times New Roman"/>
-          <w:b/>
-          <w:bCs/>
         </w:rPr>
       </w:pPr>
       <w:r>
@@ -734,14 +1203,14 @@
           <w:b/>
           <w:bCs/>
         </w:rPr>
-        <w:t>b. Thuộc tính Status trong CINEMA_HALL</w:t>
+        <w:t>Xác định phụ thuộc hàm:</w:t>
       </w:r>
     </w:p>
     <w:p>
       <w:pPr>
         <w:numPr>
           <w:ilvl w:val="0"/>
-          <w:numId w:val="11"/>
+          <w:numId w:val="17"/>
         </w:numPr>
         <w:rPr>
           <w:rFonts w:ascii="Times New Roman" w:hAnsi="Times New Roman" w:cs="Times New Roman"/>
@@ -751,14 +1220,14 @@
         <w:rPr>
           <w:rFonts w:ascii="Times New Roman" w:hAnsi="Times New Roman" w:cs="Times New Roman"/>
         </w:rPr>
-        <w:t>Thuộc tính Status: string nhận các giá trị như "Active", "Under Maintenance", "Closed".</w:t>
+        <w:t>MaCH → DienTich, MaCH → MaKhuVuc: phụ thuộc trực tiếp vào khóa. Hợp lệ.</w:t>
       </w:r>
     </w:p>
     <w:p>
       <w:pPr>
         <w:numPr>
           <w:ilvl w:val="0"/>
-          <w:numId w:val="11"/>
+          <w:numId w:val="17"/>
         </w:numPr>
         <w:rPr>
           <w:rFonts w:ascii="Times New Roman" w:hAnsi="Times New Roman" w:cs="Times New Roman"/>
@@ -768,32 +1237,42 @@
         <w:rPr>
           <w:rFonts w:ascii="Times New Roman" w:hAnsi="Times New Roman" w:cs="Times New Roman"/>
         </w:rPr>
-        <w:t>Thuộc tính này được dùng để ngăn chặn việc xếp suất chiếu (SHOWTIME) vào các phòng đang bảo trì hoặc gặp sự cố kỹ thuật.</w:t>
+        <w:t xml:space="preserve">MaKhuVuc → TenKhuVuc: TenKhuVuc phụ thuộc vào MaKhuVuc, là cột </w:t>
       </w:r>
-    </w:p>
-    <w:p>
-      <w:pPr>
-        <w:rPr>
-          <w:rFonts w:ascii="Times New Roman" w:hAnsi="Times New Roman" w:cs="Times New Roman"/>
-          <w:b/>
-          <w:bCs/>
-        </w:rPr>
-      </w:pPr>
       <w:r>
         <w:rPr>
           <w:rFonts w:ascii="Times New Roman" w:hAnsi="Times New Roman" w:cs="Times New Roman"/>
           <w:b/>
           <w:bCs/>
         </w:rPr>
-        <w:t>c. Mô tả mối quan hệ bằng lời với các thực thể liên quan</w:t>
+        <w:t>không khóa</w:t>
+      </w:r>
+      <w:r>
+        <w:rPr>
+          <w:rFonts w:ascii="Times New Roman" w:hAnsi="Times New Roman" w:cs="Times New Roman"/>
+        </w:rPr>
+        <w:t>.</w:t>
       </w:r>
     </w:p>
     <w:p>
       <w:pPr>
         <w:numPr>
           <w:ilvl w:val="0"/>
-          <w:numId w:val="12"/>
+          <w:numId w:val="17"/>
         </w:numPr>
+        <w:rPr>
+          <w:rFonts w:ascii="Times New Roman" w:hAnsi="Times New Roman" w:cs="Times New Roman"/>
+        </w:rPr>
+      </w:pPr>
+      <w:r>
+        <w:rPr>
+          <w:rFonts w:ascii="Times New Roman" w:hAnsi="Times New Roman" w:cs="Times New Roman"/>
+        </w:rPr>
+        <w:t>Suy ra phụ thuộc bắc cầu: MaCH → MaKhuVuc → TenKhuVuc.</w:t>
+      </w:r>
+    </w:p>
+    <w:p>
+      <w:pPr>
         <w:rPr>
           <w:rFonts w:ascii="Times New Roman" w:hAnsi="Times New Roman" w:cs="Times New Roman"/>
         </w:rPr>
@@ -804,21 +1283,11 @@
           <w:b/>
           <w:bCs/>
         </w:rPr>
-        <w:t>Mối quan hệ 1-1 giữa CINEMA_HALL và HALL_EQUIPMENT:</w:t>
-      </w:r>
-      <w:r>
-        <w:rPr>
-          <w:rFonts w:ascii="Times New Roman" w:hAnsi="Times New Roman" w:cs="Times New Roman"/>
-        </w:rPr>
-        <w:t xml:space="preserve"> Mỗi phòng chiếu (CINEMA_HALL) có đúng 1 hồ sơ thiết bị (HALL_EQUIPMENT) lưu chi tiết máy chiếu/loa và nguyên nhân hỏng hóc, đảm bảo không trùng lặp thông tin nguyên nhân hỏng trong CINEMA_HALL.</w:t>
+        <w:t>Cột vi phạm 3NF: TenKhuVuc.</w:t>
       </w:r>
     </w:p>
     <w:p>
       <w:pPr>
-        <w:numPr>
-          <w:ilvl w:val="0"/>
-          <w:numId w:val="12"/>
-        </w:numPr>
         <w:rPr>
           <w:rFonts w:ascii="Times New Roman" w:hAnsi="Times New Roman" w:cs="Times New Roman"/>
         </w:rPr>
@@ -829,66 +1298,7 @@
           <w:b/>
           <w:bCs/>
         </w:rPr>
-        <w:t>Mối quan hệ 1-N giữa CINEMA_HALL và SEAT:</w:t>
-      </w:r>
-      <w:r>
-        <w:rPr>
-          <w:rFonts w:ascii="Times New Roman" w:hAnsi="Times New Roman" w:cs="Times New Roman"/>
-        </w:rPr>
-        <w:t xml:space="preserve"> Một phòng chiếu (CINEMA_HALL) chứa nhiều ghế (SEAT), và mỗi ghế thuộc về đúng một phòng chiếu.</w:t>
-      </w:r>
-    </w:p>
-    <w:p>
-      <w:pPr>
-        <w:rPr>
-          <w:rFonts w:ascii="Times New Roman" w:hAnsi="Times New Roman" w:cs="Times New Roman"/>
-          <w:b/>
-          <w:bCs/>
-        </w:rPr>
-      </w:pPr>
-      <w:r>
-        <w:rPr>
-          <w:rFonts w:ascii="Times New Roman" w:hAnsi="Times New Roman" w:cs="Times New Roman"/>
-          <w:b/>
-          <w:bCs/>
-        </w:rPr>
-        <w:t>2. Phân tích Bản thể (Cardinality) và Tính tùy chọn (Optionality)</w:t>
-      </w:r>
-    </w:p>
-    <w:p>
-      <w:pPr>
-        <w:rPr>
-          <w:rFonts w:ascii="Times New Roman" w:hAnsi="Times New Roman" w:cs="Times New Roman"/>
-          <w:b/>
-          <w:bCs/>
-        </w:rPr>
-      </w:pPr>
-      <w:r>
-        <w:rPr>
-          <w:rFonts w:ascii="Times New Roman" w:hAnsi="Times New Roman" w:cs="Times New Roman"/>
-          <w:b/>
-          <w:bCs/>
-        </w:rPr>
-        <w:t>a. Quan hệ giữa MOVIE và SHOWTIME (Quan hệ 1 - N)</w:t>
-      </w:r>
-    </w:p>
-    <w:p>
-      <w:pPr>
-        <w:numPr>
-          <w:ilvl w:val="0"/>
-          <w:numId w:val="13"/>
-        </w:numPr>
-        <w:rPr>
-          <w:rFonts w:ascii="Times New Roman" w:hAnsi="Times New Roman" w:cs="Times New Roman"/>
-        </w:rPr>
-      </w:pPr>
-      <w:r>
-        <w:rPr>
-          <w:rFonts w:ascii="Times New Roman" w:hAnsi="Times New Roman" w:cs="Times New Roman"/>
-          <w:b/>
-          <w:bCs/>
-        </w:rPr>
-        <w:t>Từ MOVIE sang SHOWTIME (Optional Zero-to-Many ||--</w:t>
+        <w:t xml:space="preserve">Lý </w:t>
       </w:r>
       <w:proofErr w:type="gramStart"/>
       <w:r>
@@ -897,7 +1307,7 @@
           <w:b/>
           <w:bCs/>
         </w:rPr>
-        <w:t>o{</w:t>
+        <w:t>do</w:t>
       </w:r>
       <w:proofErr w:type="gramEnd"/>
       <w:r>
@@ -906,39 +1316,34 @@
           <w:b/>
           <w:bCs/>
         </w:rPr>
-        <w:t>):</w:t>
+        <w:t>:</w:t>
       </w:r>
-    </w:p>
-    <w:p>
-      <w:pPr>
-        <w:numPr>
-          <w:ilvl w:val="1"/>
-          <w:numId w:val="13"/>
-        </w:numPr>
+      <w:r>
         <w:rPr>
           <w:rFonts w:ascii="Times New Roman" w:hAnsi="Times New Roman" w:cs="Times New Roman"/>
         </w:rPr>
-      </w:pPr>
+        <w:t xml:space="preserve"> 3NF yêu cầu bảng đạt 2NF và mọi thuộc tính không khóa phải phụ thuộc </w:t>
+      </w:r>
       <w:r>
         <w:rPr>
           <w:rFonts w:ascii="Times New Roman" w:hAnsi="Times New Roman" w:cs="Times New Roman"/>
           <w:b/>
           <w:bCs/>
         </w:rPr>
-        <w:t>Cardinality:</w:t>
+        <w:t>trực tiếp</w:t>
       </w:r>
       <w:r>
         <w:rPr>
           <w:rFonts w:ascii="Times New Roman" w:hAnsi="Times New Roman" w:cs="Times New Roman"/>
         </w:rPr>
-        <w:t xml:space="preserve"> Một bộ phim có thể có nhiều suất chiếu (Many).</w:t>
+        <w:t xml:space="preserve"> vào khóa chính, không phụ thuộc qua thuộc tính không khóa khác. Ở đây TenKhuVuc phụ thuộc vào MaCH thông qua MaKhuVuc. (Bảng đã đạt 2NF vì khóa chính chỉ có 1 cột, không thể có phụ thuộc bộ phận.) Hậu quả:</w:t>
       </w:r>
     </w:p>
     <w:p>
       <w:pPr>
         <w:numPr>
-          <w:ilvl w:val="1"/>
-          <w:numId w:val="13"/>
+          <w:ilvl w:val="0"/>
+          <w:numId w:val="18"/>
         </w:numPr>
         <w:rPr>
           <w:rFonts w:ascii="Times New Roman" w:hAnsi="Times New Roman" w:cs="Times New Roman"/>
@@ -950,34 +1355,20 @@
           <w:b/>
           <w:bCs/>
         </w:rPr>
-        <w:t>Optionality:</w:t>
+        <w:t>Dư thừa:</w:t>
       </w:r>
       <w:r>
         <w:rPr>
           <w:rFonts w:ascii="Times New Roman" w:hAnsi="Times New Roman" w:cs="Times New Roman"/>
         </w:rPr>
-        <w:t xml:space="preserve"> Một bộ phim mới nhập hệ thống (bom tấn sắp ra mắt) có thể chưa có suất chiếu nào (Zero / Optional). Do đó phía SHOWTIME có đầu nối </w:t>
-      </w:r>
-      <w:proofErr w:type="gramStart"/>
-      <w:r>
-        <w:rPr>
-          <w:rFonts w:ascii="Times New Roman" w:hAnsi="Times New Roman" w:cs="Times New Roman"/>
-        </w:rPr>
-        <w:t>o{</w:t>
-      </w:r>
-      <w:proofErr w:type="gramEnd"/>
-      <w:r>
-        <w:rPr>
-          <w:rFonts w:ascii="Times New Roman" w:hAnsi="Times New Roman" w:cs="Times New Roman"/>
-        </w:rPr>
-        <w:t>.</w:t>
+        <w:t xml:space="preserve"> "Quận 1" lặp ở CH01 và CH02.</w:t>
       </w:r>
     </w:p>
     <w:p>
       <w:pPr>
         <w:numPr>
           <w:ilvl w:val="0"/>
-          <w:numId w:val="13"/>
+          <w:numId w:val="18"/>
         </w:numPr>
         <w:rPr>
           <w:rFonts w:ascii="Times New Roman" w:hAnsi="Times New Roman" w:cs="Times New Roman"/>
@@ -989,33 +1380,23 @@
           <w:b/>
           <w:bCs/>
         </w:rPr>
-        <w:t>Từ SHOWTIME sang MOVIE (Mandatory One ||--||):</w:t>
+        <w:t>Dị thường cập nhật:</w:t>
       </w:r>
-    </w:p>
-    <w:p>
-      <w:pPr>
-        <w:numPr>
-          <w:ilvl w:val="1"/>
-          <w:numId w:val="13"/>
-        </w:numPr>
-        <w:rPr>
-          <w:rFonts w:ascii="Times New Roman" w:hAnsi="Times New Roman" w:cs="Times New Roman"/>
-        </w:rPr>
-      </w:pPr>
       <w:r>
         <w:rPr>
           <w:rFonts w:ascii="Times New Roman" w:hAnsi="Times New Roman" w:cs="Times New Roman"/>
         </w:rPr>
-        <w:lastRenderedPageBreak/>
-        <w:t>Một suất chiếu bắt buộc phải gắn với đúng 1 bộ phim xác định.</w:t>
+        <w:t xml:space="preserve"> đổi tên KV01 phải sửa nhiều dòng, sót thì dữ liệu mâu thuẫn.</w:t>
       </w:r>
     </w:p>
     <w:p>
       <w:pPr>
+        <w:numPr>
+          <w:ilvl w:val="0"/>
+          <w:numId w:val="18"/>
+        </w:numPr>
         <w:rPr>
           <w:rFonts w:ascii="Times New Roman" w:hAnsi="Times New Roman" w:cs="Times New Roman"/>
-          <w:b/>
-          <w:bCs/>
         </w:rPr>
       </w:pPr>
       <w:r>
@@ -1024,14 +1405,20 @@
           <w:b/>
           <w:bCs/>
         </w:rPr>
-        <w:t>b. Quan hệ giữa CINEMA_HALL và SHOWTIME (Quan hệ 1 - N)</w:t>
+        <w:t>Dị thường thêm:</w:t>
+      </w:r>
+      <w:r>
+        <w:rPr>
+          <w:rFonts w:ascii="Times New Roman" w:hAnsi="Times New Roman" w:cs="Times New Roman"/>
+        </w:rPr>
+        <w:t xml:space="preserve"> không thể thêm khu vực mới khi chưa có căn hộ.</w:t>
       </w:r>
     </w:p>
     <w:p>
       <w:pPr>
         <w:numPr>
           <w:ilvl w:val="0"/>
-          <w:numId w:val="14"/>
+          <w:numId w:val="18"/>
         </w:numPr>
         <w:rPr>
           <w:rFonts w:ascii="Times New Roman" w:hAnsi="Times New Roman" w:cs="Times New Roman"/>
@@ -1043,33 +1430,204 @@
           <w:b/>
           <w:bCs/>
         </w:rPr>
-        <w:t>Từ CINEMA_HALL sang SHOWTIME (Optional Zero-to-Many ||--</w:t>
+        <w:t>Dị thường xóa:</w:t>
       </w:r>
-      <w:proofErr w:type="gramStart"/>
+      <w:r>
+        <w:rPr>
+          <w:rFonts w:ascii="Times New Roman" w:hAnsi="Times New Roman" w:cs="Times New Roman"/>
+        </w:rPr>
+        <w:t xml:space="preserve"> xóa căn hộ cuối cùng của khu vực thì mất luôn tên khu vực.</w:t>
+      </w:r>
+    </w:p>
+    <w:p>
+      <w:pPr>
+        <w:rPr>
+          <w:rFonts w:ascii="Times New Roman" w:hAnsi="Times New Roman" w:cs="Times New Roman"/>
+        </w:rPr>
+      </w:pPr>
       <w:r>
         <w:rPr>
           <w:rFonts w:ascii="Times New Roman" w:hAnsi="Times New Roman" w:cs="Times New Roman"/>
           <w:b/>
           <w:bCs/>
         </w:rPr>
-        <w:t>o{ hoặc</w:t>
+        <w:t>Cách khắc phục:</w:t>
       </w:r>
-      <w:proofErr w:type="gramEnd"/>
+      <w:r>
+        <w:rPr>
+          <w:rFonts w:ascii="Times New Roman" w:hAnsi="Times New Roman" w:cs="Times New Roman"/>
+        </w:rPr>
+        <w:t xml:space="preserve"> tách phụ thuộc bắc cầu ra bảng riêng, giữ lại MaKhuVuc làm FK.</w:t>
+      </w:r>
+    </w:p>
+    <w:p>
+      <w:pPr>
+        <w:rPr>
+          <w:rFonts w:ascii="Times New Roman" w:hAnsi="Times New Roman" w:cs="Times New Roman"/>
+        </w:rPr>
+      </w:pPr>
       <w:r>
         <w:rPr>
           <w:rFonts w:ascii="Times New Roman" w:hAnsi="Times New Roman" w:cs="Times New Roman"/>
           <w:b/>
           <w:bCs/>
         </w:rPr>
-        <w:t xml:space="preserve"> Mandatory One-to-Many):</w:t>
+        <w:t>KHU_VUC</w:t>
+      </w:r>
+      <w:r>
+        <w:rPr>
+          <w:rFonts w:ascii="Times New Roman" w:hAnsi="Times New Roman" w:cs="Times New Roman"/>
+        </w:rPr>
+        <w:t xml:space="preserve"> (PK: MaKhuVuc)</w:t>
       </w:r>
     </w:p>
+    <w:tbl>
+      <w:tblPr>
+        <w:tblStyle w:val="TableGrid"/>
+        <w:tblW w:w="0" w:type="auto"/>
+        <w:tblLook w:val="04A0" w:firstRow="1" w:lastRow="0" w:firstColumn="1" w:lastColumn="0" w:noHBand="0" w:noVBand="1"/>
+      </w:tblPr>
+      <w:tblGrid>
+        <w:gridCol w:w="1329"/>
+        <w:gridCol w:w="1378"/>
+      </w:tblGrid>
+      <w:tr>
+        <w:tc>
+          <w:tcPr>
+            <w:tcW w:w="0" w:type="auto"/>
+            <w:hideMark/>
+          </w:tcPr>
+          <w:p>
+            <w:pPr>
+              <w:spacing w:after="200" w:line="276" w:lineRule="auto"/>
+              <w:rPr>
+                <w:rFonts w:ascii="Times New Roman" w:hAnsi="Times New Roman" w:cs="Times New Roman"/>
+                <w:b/>
+                <w:bCs/>
+              </w:rPr>
+            </w:pPr>
+            <w:r>
+              <w:rPr>
+                <w:rFonts w:ascii="Times New Roman" w:hAnsi="Times New Roman" w:cs="Times New Roman"/>
+                <w:b/>
+                <w:bCs/>
+              </w:rPr>
+              <w:t>MaKhuVuc</w:t>
+            </w:r>
+          </w:p>
+        </w:tc>
+        <w:tc>
+          <w:tcPr>
+            <w:tcW w:w="0" w:type="auto"/>
+            <w:hideMark/>
+          </w:tcPr>
+          <w:p>
+            <w:pPr>
+              <w:spacing w:after="200" w:line="276" w:lineRule="auto"/>
+              <w:rPr>
+                <w:rFonts w:ascii="Times New Roman" w:hAnsi="Times New Roman" w:cs="Times New Roman"/>
+                <w:b/>
+                <w:bCs/>
+              </w:rPr>
+            </w:pPr>
+            <w:r>
+              <w:rPr>
+                <w:rFonts w:ascii="Times New Roman" w:hAnsi="Times New Roman" w:cs="Times New Roman"/>
+                <w:b/>
+                <w:bCs/>
+              </w:rPr>
+              <w:t>TenKhuVuc</w:t>
+            </w:r>
+          </w:p>
+        </w:tc>
+      </w:tr>
+      <w:tr>
+        <w:tc>
+          <w:tcPr>
+            <w:tcW w:w="0" w:type="auto"/>
+            <w:hideMark/>
+          </w:tcPr>
+          <w:p>
+            <w:pPr>
+              <w:spacing w:after="200" w:line="276" w:lineRule="auto"/>
+              <w:rPr>
+                <w:rFonts w:ascii="Times New Roman" w:hAnsi="Times New Roman" w:cs="Times New Roman"/>
+              </w:rPr>
+            </w:pPr>
+            <w:r>
+              <w:rPr>
+                <w:rFonts w:ascii="Times New Roman" w:hAnsi="Times New Roman" w:cs="Times New Roman"/>
+              </w:rPr>
+              <w:t>KV01</w:t>
+            </w:r>
+          </w:p>
+        </w:tc>
+        <w:tc>
+          <w:tcPr>
+            <w:tcW w:w="0" w:type="auto"/>
+            <w:hideMark/>
+          </w:tcPr>
+          <w:p>
+            <w:pPr>
+              <w:spacing w:after="200" w:line="276" w:lineRule="auto"/>
+              <w:rPr>
+                <w:rFonts w:ascii="Times New Roman" w:hAnsi="Times New Roman" w:cs="Times New Roman"/>
+              </w:rPr>
+            </w:pPr>
+            <w:r>
+              <w:rPr>
+                <w:rFonts w:ascii="Times New Roman" w:hAnsi="Times New Roman" w:cs="Times New Roman"/>
+              </w:rPr>
+              <w:t>Quận 1</w:t>
+            </w:r>
+          </w:p>
+        </w:tc>
+      </w:tr>
+      <w:tr>
+        <w:tc>
+          <w:tcPr>
+            <w:tcW w:w="0" w:type="auto"/>
+            <w:hideMark/>
+          </w:tcPr>
+          <w:p>
+            <w:pPr>
+              <w:spacing w:after="200" w:line="276" w:lineRule="auto"/>
+              <w:rPr>
+                <w:rFonts w:ascii="Times New Roman" w:hAnsi="Times New Roman" w:cs="Times New Roman"/>
+              </w:rPr>
+            </w:pPr>
+            <w:r>
+              <w:rPr>
+                <w:rFonts w:ascii="Times New Roman" w:hAnsi="Times New Roman" w:cs="Times New Roman"/>
+              </w:rPr>
+              <w:t>KV02</w:t>
+            </w:r>
+          </w:p>
+        </w:tc>
+        <w:tc>
+          <w:tcPr>
+            <w:tcW w:w="0" w:type="auto"/>
+            <w:hideMark/>
+          </w:tcPr>
+          <w:p>
+            <w:pPr>
+              <w:spacing w:after="200" w:line="276" w:lineRule="auto"/>
+              <w:rPr>
+                <w:rFonts w:ascii="Times New Roman" w:hAnsi="Times New Roman" w:cs="Times New Roman"/>
+              </w:rPr>
+            </w:pPr>
+            <w:r>
+              <w:rPr>
+                <w:rFonts w:ascii="Times New Roman" w:hAnsi="Times New Roman" w:cs="Times New Roman"/>
+              </w:rPr>
+              <w:t>Quận 7</w:t>
+            </w:r>
+          </w:p>
+        </w:tc>
+      </w:tr>
+    </w:tbl>
     <w:p>
       <w:pPr>
-        <w:numPr>
-          <w:ilvl w:val="1"/>
-          <w:numId w:val="14"/>
-        </w:numPr>
         <w:rPr>
           <w:rFonts w:ascii="Times New Roman" w:hAnsi="Times New Roman" w:cs="Times New Roman"/>
         </w:rPr>
@@ -1080,74 +1638,298 @@
           <w:b/>
           <w:bCs/>
         </w:rPr>
-        <w:t>Cardinality:</w:t>
+        <w:t>CAN_HO</w:t>
       </w:r>
       <w:r>
         <w:rPr>
           <w:rFonts w:ascii="Times New Roman" w:hAnsi="Times New Roman" w:cs="Times New Roman"/>
         </w:rPr>
-        <w:t xml:space="preserve"> Một phòng chiếu có thể tổ chức nhiều suất chiếu trong ngày (Many).</w:t>
+        <w:t xml:space="preserve"> (PK: MaCH; FK: MaKhuVuc → KHU_VUC)</w:t>
       </w:r>
     </w:p>
+    <w:tbl>
+      <w:tblPr>
+        <w:tblStyle w:val="TableGrid"/>
+        <w:tblW w:w="0" w:type="auto"/>
+        <w:tblLook w:val="04A0" w:firstRow="1" w:lastRow="0" w:firstColumn="1" w:lastColumn="0" w:noHBand="0" w:noVBand="1"/>
+      </w:tblPr>
+      <w:tblGrid>
+        <w:gridCol w:w="864"/>
+        <w:gridCol w:w="1084"/>
+        <w:gridCol w:w="1329"/>
+      </w:tblGrid>
+      <w:tr>
+        <w:tc>
+          <w:tcPr>
+            <w:tcW w:w="0" w:type="auto"/>
+            <w:hideMark/>
+          </w:tcPr>
+          <w:p>
+            <w:pPr>
+              <w:spacing w:after="200" w:line="276" w:lineRule="auto"/>
+              <w:rPr>
+                <w:rFonts w:ascii="Times New Roman" w:hAnsi="Times New Roman" w:cs="Times New Roman"/>
+                <w:b/>
+                <w:bCs/>
+              </w:rPr>
+            </w:pPr>
+            <w:r>
+              <w:rPr>
+                <w:rFonts w:ascii="Times New Roman" w:hAnsi="Times New Roman" w:cs="Times New Roman"/>
+                <w:b/>
+                <w:bCs/>
+              </w:rPr>
+              <w:t>MaCH</w:t>
+            </w:r>
+          </w:p>
+        </w:tc>
+        <w:tc>
+          <w:tcPr>
+            <w:tcW w:w="0" w:type="auto"/>
+            <w:hideMark/>
+          </w:tcPr>
+          <w:p>
+            <w:pPr>
+              <w:spacing w:after="200" w:line="276" w:lineRule="auto"/>
+              <w:rPr>
+                <w:rFonts w:ascii="Times New Roman" w:hAnsi="Times New Roman" w:cs="Times New Roman"/>
+                <w:b/>
+                <w:bCs/>
+              </w:rPr>
+            </w:pPr>
+            <w:r>
+              <w:rPr>
+                <w:rFonts w:ascii="Times New Roman" w:hAnsi="Times New Roman" w:cs="Times New Roman"/>
+                <w:b/>
+                <w:bCs/>
+              </w:rPr>
+              <w:t>DienTich</w:t>
+            </w:r>
+          </w:p>
+        </w:tc>
+        <w:tc>
+          <w:tcPr>
+            <w:tcW w:w="0" w:type="auto"/>
+            <w:hideMark/>
+          </w:tcPr>
+          <w:p>
+            <w:pPr>
+              <w:spacing w:after="200" w:line="276" w:lineRule="auto"/>
+              <w:rPr>
+                <w:rFonts w:ascii="Times New Roman" w:hAnsi="Times New Roman" w:cs="Times New Roman"/>
+                <w:b/>
+                <w:bCs/>
+              </w:rPr>
+            </w:pPr>
+            <w:r>
+              <w:rPr>
+                <w:rFonts w:ascii="Times New Roman" w:hAnsi="Times New Roman" w:cs="Times New Roman"/>
+                <w:b/>
+                <w:bCs/>
+              </w:rPr>
+              <w:t>MaKhuVuc</w:t>
+            </w:r>
+          </w:p>
+        </w:tc>
+      </w:tr>
+      <w:tr>
+        <w:tc>
+          <w:tcPr>
+            <w:tcW w:w="0" w:type="auto"/>
+            <w:hideMark/>
+          </w:tcPr>
+          <w:p>
+            <w:pPr>
+              <w:spacing w:after="200" w:line="276" w:lineRule="auto"/>
+              <w:rPr>
+                <w:rFonts w:ascii="Times New Roman" w:hAnsi="Times New Roman" w:cs="Times New Roman"/>
+              </w:rPr>
+            </w:pPr>
+            <w:r>
+              <w:rPr>
+                <w:rFonts w:ascii="Times New Roman" w:hAnsi="Times New Roman" w:cs="Times New Roman"/>
+              </w:rPr>
+              <w:t>CH01</w:t>
+            </w:r>
+          </w:p>
+        </w:tc>
+        <w:tc>
+          <w:tcPr>
+            <w:tcW w:w="0" w:type="auto"/>
+            <w:hideMark/>
+          </w:tcPr>
+          <w:p>
+            <w:pPr>
+              <w:spacing w:after="200" w:line="276" w:lineRule="auto"/>
+              <w:rPr>
+                <w:rFonts w:ascii="Times New Roman" w:hAnsi="Times New Roman" w:cs="Times New Roman"/>
+              </w:rPr>
+            </w:pPr>
+            <w:r>
+              <w:rPr>
+                <w:rFonts w:ascii="Times New Roman" w:hAnsi="Times New Roman" w:cs="Times New Roman"/>
+              </w:rPr>
+              <w:t>45</w:t>
+            </w:r>
+          </w:p>
+        </w:tc>
+        <w:tc>
+          <w:tcPr>
+            <w:tcW w:w="0" w:type="auto"/>
+            <w:hideMark/>
+          </w:tcPr>
+          <w:p>
+            <w:pPr>
+              <w:spacing w:after="200" w:line="276" w:lineRule="auto"/>
+              <w:rPr>
+                <w:rFonts w:ascii="Times New Roman" w:hAnsi="Times New Roman" w:cs="Times New Roman"/>
+              </w:rPr>
+            </w:pPr>
+            <w:r>
+              <w:rPr>
+                <w:rFonts w:ascii="Times New Roman" w:hAnsi="Times New Roman" w:cs="Times New Roman"/>
+              </w:rPr>
+              <w:t>KV01</w:t>
+            </w:r>
+          </w:p>
+        </w:tc>
+      </w:tr>
+      <w:tr>
+        <w:tc>
+          <w:tcPr>
+            <w:tcW w:w="0" w:type="auto"/>
+            <w:hideMark/>
+          </w:tcPr>
+          <w:p>
+            <w:pPr>
+              <w:spacing w:after="200" w:line="276" w:lineRule="auto"/>
+              <w:rPr>
+                <w:rFonts w:ascii="Times New Roman" w:hAnsi="Times New Roman" w:cs="Times New Roman"/>
+              </w:rPr>
+            </w:pPr>
+            <w:r>
+              <w:rPr>
+                <w:rFonts w:ascii="Times New Roman" w:hAnsi="Times New Roman" w:cs="Times New Roman"/>
+              </w:rPr>
+              <w:t>CH02</w:t>
+            </w:r>
+          </w:p>
+        </w:tc>
+        <w:tc>
+          <w:tcPr>
+            <w:tcW w:w="0" w:type="auto"/>
+            <w:hideMark/>
+          </w:tcPr>
+          <w:p>
+            <w:pPr>
+              <w:spacing w:after="200" w:line="276" w:lineRule="auto"/>
+              <w:rPr>
+                <w:rFonts w:ascii="Times New Roman" w:hAnsi="Times New Roman" w:cs="Times New Roman"/>
+              </w:rPr>
+            </w:pPr>
+            <w:r>
+              <w:rPr>
+                <w:rFonts w:ascii="Times New Roman" w:hAnsi="Times New Roman" w:cs="Times New Roman"/>
+              </w:rPr>
+              <w:t>60</w:t>
+            </w:r>
+          </w:p>
+        </w:tc>
+        <w:tc>
+          <w:tcPr>
+            <w:tcW w:w="0" w:type="auto"/>
+            <w:hideMark/>
+          </w:tcPr>
+          <w:p>
+            <w:pPr>
+              <w:spacing w:after="200" w:line="276" w:lineRule="auto"/>
+              <w:rPr>
+                <w:rFonts w:ascii="Times New Roman" w:hAnsi="Times New Roman" w:cs="Times New Roman"/>
+              </w:rPr>
+            </w:pPr>
+            <w:r>
+              <w:rPr>
+                <w:rFonts w:ascii="Times New Roman" w:hAnsi="Times New Roman" w:cs="Times New Roman"/>
+              </w:rPr>
+              <w:t>KV01</w:t>
+            </w:r>
+          </w:p>
+        </w:tc>
+      </w:tr>
+      <w:tr>
+        <w:tc>
+          <w:tcPr>
+            <w:tcW w:w="0" w:type="auto"/>
+            <w:hideMark/>
+          </w:tcPr>
+          <w:p>
+            <w:pPr>
+              <w:spacing w:after="200" w:line="276" w:lineRule="auto"/>
+              <w:rPr>
+                <w:rFonts w:ascii="Times New Roman" w:hAnsi="Times New Roman" w:cs="Times New Roman"/>
+              </w:rPr>
+            </w:pPr>
+            <w:r>
+              <w:rPr>
+                <w:rFonts w:ascii="Times New Roman" w:hAnsi="Times New Roman" w:cs="Times New Roman"/>
+              </w:rPr>
+              <w:t>CH03</w:t>
+            </w:r>
+          </w:p>
+        </w:tc>
+        <w:tc>
+          <w:tcPr>
+            <w:tcW w:w="0" w:type="auto"/>
+            <w:hideMark/>
+          </w:tcPr>
+          <w:p>
+            <w:pPr>
+              <w:spacing w:after="200" w:line="276" w:lineRule="auto"/>
+              <w:rPr>
+                <w:rFonts w:ascii="Times New Roman" w:hAnsi="Times New Roman" w:cs="Times New Roman"/>
+              </w:rPr>
+            </w:pPr>
+            <w:r>
+              <w:rPr>
+                <w:rFonts w:ascii="Times New Roman" w:hAnsi="Times New Roman" w:cs="Times New Roman"/>
+              </w:rPr>
+              <w:t>50</w:t>
+            </w:r>
+          </w:p>
+        </w:tc>
+        <w:tc>
+          <w:tcPr>
+            <w:tcW w:w="0" w:type="auto"/>
+            <w:hideMark/>
+          </w:tcPr>
+          <w:p>
+            <w:pPr>
+              <w:spacing w:after="200" w:line="276" w:lineRule="auto"/>
+              <w:rPr>
+                <w:rFonts w:ascii="Times New Roman" w:hAnsi="Times New Roman" w:cs="Times New Roman"/>
+              </w:rPr>
+            </w:pPr>
+            <w:r>
+              <w:rPr>
+                <w:rFonts w:ascii="Times New Roman" w:hAnsi="Times New Roman" w:cs="Times New Roman"/>
+              </w:rPr>
+              <w:t>KV02</w:t>
+            </w:r>
+          </w:p>
+        </w:tc>
+      </w:tr>
+    </w:tbl>
     <w:p>
       <w:pPr>
-        <w:numPr>
-          <w:ilvl w:val="1"/>
-          <w:numId w:val="14"/>
-        </w:numPr>
         <w:rPr>
           <w:rFonts w:ascii="Times New Roman" w:hAnsi="Times New Roman" w:cs="Times New Roman"/>
         </w:rPr>
       </w:pPr>
-      <w:r>
-        <w:rPr>
-          <w:rFonts w:ascii="Times New Roman" w:hAnsi="Times New Roman" w:cs="Times New Roman"/>
-          <w:b/>
-          <w:bCs/>
-        </w:rPr>
-        <w:t>Optionality:</w:t>
-      </w:r>
       <w:r>
         <w:rPr>
           <w:rFonts w:ascii="Times New Roman" w:hAnsi="Times New Roman" w:cs="Times New Roman"/>
         </w:rPr>
-        <w:t xml:space="preserve"> Một phòng chiếu mới hoặc đang bảo trì (Under Maintenance) có thể không có suất chiếu nào (Zero / Optional).</w:t>
-      </w:r>
-    </w:p>
-    <w:p>
-      <w:pPr>
-        <w:numPr>
-          <w:ilvl w:val="0"/>
-          <w:numId w:val="14"/>
-        </w:numPr>
-        <w:rPr>
-          <w:rFonts w:ascii="Times New Roman" w:hAnsi="Times New Roman" w:cs="Times New Roman"/>
-        </w:rPr>
-      </w:pPr>
-      <w:r>
-        <w:rPr>
-          <w:rFonts w:ascii="Times New Roman" w:hAnsi="Times New Roman" w:cs="Times New Roman"/>
-          <w:b/>
-          <w:bCs/>
-        </w:rPr>
-        <w:t>Từ SHOWTIME sang CINEMA_HALL (Mandatory One ||--||):</w:t>
-      </w:r>
-    </w:p>
-    <w:p>
-      <w:pPr>
-        <w:numPr>
-          <w:ilvl w:val="1"/>
-          <w:numId w:val="14"/>
-        </w:numPr>
-        <w:rPr>
-          <w:rFonts w:ascii="Times New Roman" w:hAnsi="Times New Roman" w:cs="Times New Roman"/>
-        </w:rPr>
-      </w:pPr>
-      <w:r>
-        <w:rPr>
-          <w:rFonts w:ascii="Times New Roman" w:hAnsi="Times New Roman" w:cs="Times New Roman"/>
-        </w:rPr>
-        <w:t>Mỗi suất chiếu bắt buộc phải diễn ra tại đúng 1 phòng chiếu duy nhất.</w:t>
+        <w:t>Sau khi tách, TenKhuVuc chỉ lưu một lần, mọi thuộc tính không khóa đều phụ thuộc trực tiếp vào khóa chính nên cả hai bảng đạt 3NF. Kết quả khớp với thiết kế ở Bước 1 và 2.</w:t>
       </w:r>
     </w:p>
     <w:p>
@@ -1161,11 +1943,12 @@
           <w:rFonts w:ascii="Times New Roman" w:hAnsi="Times New Roman" w:cs="Times New Roman"/>
           <w:noProof/>
         </w:rPr>
+        <w:lastRenderedPageBreak/>
         <w:drawing>
-          <wp:inline distT="0" distB="0" distL="0" distR="0" wp14:anchorId="51712098" wp14:editId="1952975D">
-            <wp:extent cx="6115050" cy="4781550"/>
-            <wp:effectExtent l="0" t="0" r="0" b="0"/>
-            <wp:docPr id="740219768" name="Picture 1"/>
+          <wp:inline distT="0" distB="0" distL="0" distR="0" wp14:anchorId="647416D3" wp14:editId="4E28DBB1">
+            <wp:extent cx="6332220" cy="2679700"/>
+            <wp:effectExtent l="0" t="0" r="0" b="6350"/>
+            <wp:docPr id="128994362" name="Picture 1"/>
             <wp:cNvGraphicFramePr>
               <a:graphicFrameLocks xmlns:a="http://schemas.openxmlformats.org/drawingml/2006/main" noChangeAspect="1"/>
             </wp:cNvGraphicFramePr>
@@ -1173,7 +1956,7 @@
               <a:graphicData uri="http://schemas.openxmlformats.org/drawingml/2006/picture">
                 <pic:pic xmlns:pic="http://schemas.openxmlformats.org/drawingml/2006/picture">
                   <pic:nvPicPr>
-                    <pic:cNvPr id="740219768" name="Picture 740219768"/>
+                    <pic:cNvPr id="128994362" name="Picture 128994362"/>
                     <pic:cNvPicPr/>
                   </pic:nvPicPr>
                   <pic:blipFill>
@@ -1185,7 +1968,7 @@
                   <pic:spPr>
                     <a:xfrm>
                       <a:off x="0" y="0"/>
-                      <a:ext cx="6115050" cy="4781550"/>
+                      <a:ext cx="6332220" cy="2679700"/>
                     </a:xfrm>
                     <a:prstGeom prst="rect">
                       <a:avLst/>
@@ -1382,6 +2165,155 @@
     </w:lvl>
   </w:abstractNum>
   <w:abstractNum w:abstractNumId="9" w15:restartNumberingAfterBreak="0">
+    <w:nsid w:val="167D7740"/>
+    <w:multiLevelType w:val="multilevel"/>
+    <w:tmpl w:val="4D4841A8"/>
+    <w:lvl w:ilvl="0">
+      <w:start w:val="1"/>
+      <w:numFmt w:val="bullet"/>
+      <w:lvlText w:val=""/>
+      <w:lvlJc w:val="left"/>
+      <w:pPr>
+        <w:tabs>
+          <w:tab w:val="num" w:pos="720"/>
+        </w:tabs>
+        <w:ind w:left="720" w:hanging="360"/>
+      </w:pPr>
+      <w:rPr>
+        <w:rFonts w:ascii="Symbol" w:hAnsi="Symbol" w:hint="default"/>
+        <w:sz w:val="20"/>
+      </w:rPr>
+    </w:lvl>
+    <w:lvl w:ilvl="1" w:tentative="1">
+      <w:start w:val="1"/>
+      <w:numFmt w:val="bullet"/>
+      <w:lvlText w:val="o"/>
+      <w:lvlJc w:val="left"/>
+      <w:pPr>
+        <w:tabs>
+          <w:tab w:val="num" w:pos="1440"/>
+        </w:tabs>
+        <w:ind w:left="1440" w:hanging="360"/>
+      </w:pPr>
+      <w:rPr>
+        <w:rFonts w:ascii="Courier New" w:hAnsi="Courier New" w:hint="default"/>
+        <w:sz w:val="20"/>
+      </w:rPr>
+    </w:lvl>
+    <w:lvl w:ilvl="2" w:tentative="1">
+      <w:start w:val="1"/>
+      <w:numFmt w:val="bullet"/>
+      <w:lvlText w:val=""/>
+      <w:lvlJc w:val="left"/>
+      <w:pPr>
+        <w:tabs>
+          <w:tab w:val="num" w:pos="2160"/>
+        </w:tabs>
+        <w:ind w:left="2160" w:hanging="360"/>
+      </w:pPr>
+      <w:rPr>
+        <w:rFonts w:ascii="Wingdings" w:hAnsi="Wingdings" w:hint="default"/>
+        <w:sz w:val="20"/>
+      </w:rPr>
+    </w:lvl>
+    <w:lvl w:ilvl="3" w:tentative="1">
+      <w:start w:val="1"/>
+      <w:numFmt w:val="bullet"/>
+      <w:lvlText w:val=""/>
+      <w:lvlJc w:val="left"/>
+      <w:pPr>
+        <w:tabs>
+          <w:tab w:val="num" w:pos="2880"/>
+        </w:tabs>
+        <w:ind w:left="2880" w:hanging="360"/>
+      </w:pPr>
+      <w:rPr>
+        <w:rFonts w:ascii="Wingdings" w:hAnsi="Wingdings" w:hint="default"/>
+        <w:sz w:val="20"/>
+      </w:rPr>
+    </w:lvl>
+    <w:lvl w:ilvl="4" w:tentative="1">
+      <w:start w:val="1"/>
+      <w:numFmt w:val="bullet"/>
+      <w:lvlText w:val=""/>
+      <w:lvlJc w:val="left"/>
+      <w:pPr>
+        <w:tabs>
+          <w:tab w:val="num" w:pos="3600"/>
+        </w:tabs>
+        <w:ind w:left="3600" w:hanging="360"/>
+      </w:pPr>
+      <w:rPr>
+        <w:rFonts w:ascii="Wingdings" w:hAnsi="Wingdings" w:hint="default"/>
+        <w:sz w:val="20"/>
+      </w:rPr>
+    </w:lvl>
+    <w:lvl w:ilvl="5" w:tentative="1">
+      <w:start w:val="1"/>
+      <w:numFmt w:val="bullet"/>
+      <w:lvlText w:val=""/>
+      <w:lvlJc w:val="left"/>
+      <w:pPr>
+        <w:tabs>
+          <w:tab w:val="num" w:pos="4320"/>
+        </w:tabs>
+        <w:ind w:left="4320" w:hanging="360"/>
+      </w:pPr>
+      <w:rPr>
+        <w:rFonts w:ascii="Wingdings" w:hAnsi="Wingdings" w:hint="default"/>
+        <w:sz w:val="20"/>
+      </w:rPr>
+    </w:lvl>
+    <w:lvl w:ilvl="6" w:tentative="1">
+      <w:start w:val="1"/>
+      <w:numFmt w:val="bullet"/>
+      <w:lvlText w:val=""/>
+      <w:lvlJc w:val="left"/>
+      <w:pPr>
+        <w:tabs>
+          <w:tab w:val="num" w:pos="5040"/>
+        </w:tabs>
+        <w:ind w:left="5040" w:hanging="360"/>
+      </w:pPr>
+      <w:rPr>
+        <w:rFonts w:ascii="Wingdings" w:hAnsi="Wingdings" w:hint="default"/>
+        <w:sz w:val="20"/>
+      </w:rPr>
+    </w:lvl>
+    <w:lvl w:ilvl="7" w:tentative="1">
+      <w:start w:val="1"/>
+      <w:numFmt w:val="bullet"/>
+      <w:lvlText w:val=""/>
+      <w:lvlJc w:val="left"/>
+      <w:pPr>
+        <w:tabs>
+          <w:tab w:val="num" w:pos="5760"/>
+        </w:tabs>
+        <w:ind w:left="5760" w:hanging="360"/>
+      </w:pPr>
+      <w:rPr>
+        <w:rFonts w:ascii="Wingdings" w:hAnsi="Wingdings" w:hint="default"/>
+        <w:sz w:val="20"/>
+      </w:rPr>
+    </w:lvl>
+    <w:lvl w:ilvl="8" w:tentative="1">
+      <w:start w:val="1"/>
+      <w:numFmt w:val="bullet"/>
+      <w:lvlText w:val=""/>
+      <w:lvlJc w:val="left"/>
+      <w:pPr>
+        <w:tabs>
+          <w:tab w:val="num" w:pos="6480"/>
+        </w:tabs>
+        <w:ind w:left="6480" w:hanging="360"/>
+      </w:pPr>
+      <w:rPr>
+        <w:rFonts w:ascii="Wingdings" w:hAnsi="Wingdings" w:hint="default"/>
+        <w:sz w:val="20"/>
+      </w:rPr>
+    </w:lvl>
+  </w:abstractNum>
+  <w:abstractNum w:abstractNumId="10" w15:restartNumberingAfterBreak="0">
     <w:nsid w:val="40CB6872"/>
     <w:multiLevelType w:val="multilevel"/>
     <w:tmpl w:val="3BC8C0B0"/>
@@ -1530,7 +2462,7 @@
       </w:rPr>
     </w:lvl>
   </w:abstractNum>
-  <w:abstractNum w:abstractNumId="10" w15:restartNumberingAfterBreak="0">
+  <w:abstractNum w:abstractNumId="11" w15:restartNumberingAfterBreak="0">
     <w:nsid w:val="45A17E09"/>
     <w:multiLevelType w:val="multilevel"/>
     <w:tmpl w:val="C6EE1F1E"/>
@@ -1679,7 +2611,305 @@
       </w:rPr>
     </w:lvl>
   </w:abstractNum>
-  <w:abstractNum w:abstractNumId="11" w15:restartNumberingAfterBreak="0">
+  <w:abstractNum w:abstractNumId="12" w15:restartNumberingAfterBreak="0">
+    <w:nsid w:val="4762313F"/>
+    <w:multiLevelType w:val="multilevel"/>
+    <w:tmpl w:val="120217E8"/>
+    <w:lvl w:ilvl="0">
+      <w:start w:val="1"/>
+      <w:numFmt w:val="bullet"/>
+      <w:lvlText w:val=""/>
+      <w:lvlJc w:val="left"/>
+      <w:pPr>
+        <w:tabs>
+          <w:tab w:val="num" w:pos="720"/>
+        </w:tabs>
+        <w:ind w:left="720" w:hanging="360"/>
+      </w:pPr>
+      <w:rPr>
+        <w:rFonts w:ascii="Symbol" w:hAnsi="Symbol" w:hint="default"/>
+        <w:sz w:val="20"/>
+      </w:rPr>
+    </w:lvl>
+    <w:lvl w:ilvl="1" w:tentative="1">
+      <w:start w:val="1"/>
+      <w:numFmt w:val="bullet"/>
+      <w:lvlText w:val="o"/>
+      <w:lvlJc w:val="left"/>
+      <w:pPr>
+        <w:tabs>
+          <w:tab w:val="num" w:pos="1440"/>
+        </w:tabs>
+        <w:ind w:left="1440" w:hanging="360"/>
+      </w:pPr>
+      <w:rPr>
+        <w:rFonts w:ascii="Courier New" w:hAnsi="Courier New" w:hint="default"/>
+        <w:sz w:val="20"/>
+      </w:rPr>
+    </w:lvl>
+    <w:lvl w:ilvl="2" w:tentative="1">
+      <w:start w:val="1"/>
+      <w:numFmt w:val="bullet"/>
+      <w:lvlText w:val=""/>
+      <w:lvlJc w:val="left"/>
+      <w:pPr>
+        <w:tabs>
+          <w:tab w:val="num" w:pos="2160"/>
+        </w:tabs>
+        <w:ind w:left="2160" w:hanging="360"/>
+      </w:pPr>
+      <w:rPr>
+        <w:rFonts w:ascii="Wingdings" w:hAnsi="Wingdings" w:hint="default"/>
+        <w:sz w:val="20"/>
+      </w:rPr>
+    </w:lvl>
+    <w:lvl w:ilvl="3" w:tentative="1">
+      <w:start w:val="1"/>
+      <w:numFmt w:val="bullet"/>
+      <w:lvlText w:val=""/>
+      <w:lvlJc w:val="left"/>
+      <w:pPr>
+        <w:tabs>
+          <w:tab w:val="num" w:pos="2880"/>
+        </w:tabs>
+        <w:ind w:left="2880" w:hanging="360"/>
+      </w:pPr>
+      <w:rPr>
+        <w:rFonts w:ascii="Wingdings" w:hAnsi="Wingdings" w:hint="default"/>
+        <w:sz w:val="20"/>
+      </w:rPr>
+    </w:lvl>
+    <w:lvl w:ilvl="4" w:tentative="1">
+      <w:start w:val="1"/>
+      <w:numFmt w:val="bullet"/>
+      <w:lvlText w:val=""/>
+      <w:lvlJc w:val="left"/>
+      <w:pPr>
+        <w:tabs>
+          <w:tab w:val="num" w:pos="3600"/>
+        </w:tabs>
+        <w:ind w:left="3600" w:hanging="360"/>
+      </w:pPr>
+      <w:rPr>
+        <w:rFonts w:ascii="Wingdings" w:hAnsi="Wingdings" w:hint="default"/>
+        <w:sz w:val="20"/>
+      </w:rPr>
+    </w:lvl>
+    <w:lvl w:ilvl="5" w:tentative="1">
+      <w:start w:val="1"/>
+      <w:numFmt w:val="bullet"/>
+      <w:lvlText w:val=""/>
+      <w:lvlJc w:val="left"/>
+      <w:pPr>
+        <w:tabs>
+          <w:tab w:val="num" w:pos="4320"/>
+        </w:tabs>
+        <w:ind w:left="4320" w:hanging="360"/>
+      </w:pPr>
+      <w:rPr>
+        <w:rFonts w:ascii="Wingdings" w:hAnsi="Wingdings" w:hint="default"/>
+        <w:sz w:val="20"/>
+      </w:rPr>
+    </w:lvl>
+    <w:lvl w:ilvl="6" w:tentative="1">
+      <w:start w:val="1"/>
+      <w:numFmt w:val="bullet"/>
+      <w:lvlText w:val=""/>
+      <w:lvlJc w:val="left"/>
+      <w:pPr>
+        <w:tabs>
+          <w:tab w:val="num" w:pos="5040"/>
+        </w:tabs>
+        <w:ind w:left="5040" w:hanging="360"/>
+      </w:pPr>
+      <w:rPr>
+        <w:rFonts w:ascii="Wingdings" w:hAnsi="Wingdings" w:hint="default"/>
+        <w:sz w:val="20"/>
+      </w:rPr>
+    </w:lvl>
+    <w:lvl w:ilvl="7" w:tentative="1">
+      <w:start w:val="1"/>
+      <w:numFmt w:val="bullet"/>
+      <w:lvlText w:val=""/>
+      <w:lvlJc w:val="left"/>
+      <w:pPr>
+        <w:tabs>
+          <w:tab w:val="num" w:pos="5760"/>
+        </w:tabs>
+        <w:ind w:left="5760" w:hanging="360"/>
+      </w:pPr>
+      <w:rPr>
+        <w:rFonts w:ascii="Wingdings" w:hAnsi="Wingdings" w:hint="default"/>
+        <w:sz w:val="20"/>
+      </w:rPr>
+    </w:lvl>
+    <w:lvl w:ilvl="8" w:tentative="1">
+      <w:start w:val="1"/>
+      <w:numFmt w:val="bullet"/>
+      <w:lvlText w:val=""/>
+      <w:lvlJc w:val="left"/>
+      <w:pPr>
+        <w:tabs>
+          <w:tab w:val="num" w:pos="6480"/>
+        </w:tabs>
+        <w:ind w:left="6480" w:hanging="360"/>
+      </w:pPr>
+      <w:rPr>
+        <w:rFonts w:ascii="Wingdings" w:hAnsi="Wingdings" w:hint="default"/>
+        <w:sz w:val="20"/>
+      </w:rPr>
+    </w:lvl>
+  </w:abstractNum>
+  <w:abstractNum w:abstractNumId="13" w15:restartNumberingAfterBreak="0">
+    <w:nsid w:val="477B7C10"/>
+    <w:multiLevelType w:val="multilevel"/>
+    <w:tmpl w:val="7F762E96"/>
+    <w:lvl w:ilvl="0">
+      <w:start w:val="1"/>
+      <w:numFmt w:val="bullet"/>
+      <w:lvlText w:val=""/>
+      <w:lvlJc w:val="left"/>
+      <w:pPr>
+        <w:tabs>
+          <w:tab w:val="num" w:pos="720"/>
+        </w:tabs>
+        <w:ind w:left="720" w:hanging="360"/>
+      </w:pPr>
+      <w:rPr>
+        <w:rFonts w:ascii="Symbol" w:hAnsi="Symbol" w:hint="default"/>
+        <w:sz w:val="20"/>
+      </w:rPr>
+    </w:lvl>
+    <w:lvl w:ilvl="1" w:tentative="1">
+      <w:start w:val="1"/>
+      <w:numFmt w:val="bullet"/>
+      <w:lvlText w:val="o"/>
+      <w:lvlJc w:val="left"/>
+      <w:pPr>
+        <w:tabs>
+          <w:tab w:val="num" w:pos="1440"/>
+        </w:tabs>
+        <w:ind w:left="1440" w:hanging="360"/>
+      </w:pPr>
+      <w:rPr>
+        <w:rFonts w:ascii="Courier New" w:hAnsi="Courier New" w:hint="default"/>
+        <w:sz w:val="20"/>
+      </w:rPr>
+    </w:lvl>
+    <w:lvl w:ilvl="2" w:tentative="1">
+      <w:start w:val="1"/>
+      <w:numFmt w:val="bullet"/>
+      <w:lvlText w:val=""/>
+      <w:lvlJc w:val="left"/>
+      <w:pPr>
+        <w:tabs>
+          <w:tab w:val="num" w:pos="2160"/>
+        </w:tabs>
+        <w:ind w:left="2160" w:hanging="360"/>
+      </w:pPr>
+      <w:rPr>
+        <w:rFonts w:ascii="Wingdings" w:hAnsi="Wingdings" w:hint="default"/>
+        <w:sz w:val="20"/>
+      </w:rPr>
+    </w:lvl>
+    <w:lvl w:ilvl="3" w:tentative="1">
+      <w:start w:val="1"/>
+      <w:numFmt w:val="bullet"/>
+      <w:lvlText w:val=""/>
+      <w:lvlJc w:val="left"/>
+      <w:pPr>
+        <w:tabs>
+          <w:tab w:val="num" w:pos="2880"/>
+        </w:tabs>
+        <w:ind w:left="2880" w:hanging="360"/>
+      </w:pPr>
+      <w:rPr>
+        <w:rFonts w:ascii="Wingdings" w:hAnsi="Wingdings" w:hint="default"/>
+        <w:sz w:val="20"/>
+      </w:rPr>
+    </w:lvl>
+    <w:lvl w:ilvl="4" w:tentative="1">
+      <w:start w:val="1"/>
+      <w:numFmt w:val="bullet"/>
+      <w:lvlText w:val=""/>
+      <w:lvlJc w:val="left"/>
+      <w:pPr>
+        <w:tabs>
+          <w:tab w:val="num" w:pos="3600"/>
+        </w:tabs>
+        <w:ind w:left="3600" w:hanging="360"/>
+      </w:pPr>
+      <w:rPr>
+        <w:rFonts w:ascii="Wingdings" w:hAnsi="Wingdings" w:hint="default"/>
+        <w:sz w:val="20"/>
+      </w:rPr>
+    </w:lvl>
+    <w:lvl w:ilvl="5" w:tentative="1">
+      <w:start w:val="1"/>
+      <w:numFmt w:val="bullet"/>
+      <w:lvlText w:val=""/>
+      <w:lvlJc w:val="left"/>
+      <w:pPr>
+        <w:tabs>
+          <w:tab w:val="num" w:pos="4320"/>
+        </w:tabs>
+        <w:ind w:left="4320" w:hanging="360"/>
+      </w:pPr>
+      <w:rPr>
+        <w:rFonts w:ascii="Wingdings" w:hAnsi="Wingdings" w:hint="default"/>
+        <w:sz w:val="20"/>
+      </w:rPr>
+    </w:lvl>
+    <w:lvl w:ilvl="6" w:tentative="1">
+      <w:start w:val="1"/>
+      <w:numFmt w:val="bullet"/>
+      <w:lvlText w:val=""/>
+      <w:lvlJc w:val="left"/>
+      <w:pPr>
+        <w:tabs>
+          <w:tab w:val="num" w:pos="5040"/>
+        </w:tabs>
+        <w:ind w:left="5040" w:hanging="360"/>
+      </w:pPr>
+      <w:rPr>
+        <w:rFonts w:ascii="Wingdings" w:hAnsi="Wingdings" w:hint="default"/>
+        <w:sz w:val="20"/>
+      </w:rPr>
+    </w:lvl>
+    <w:lvl w:ilvl="7" w:tentative="1">
+      <w:start w:val="1"/>
+      <w:numFmt w:val="bullet"/>
+      <w:lvlText w:val=""/>
+      <w:lvlJc w:val="left"/>
+      <w:pPr>
+        <w:tabs>
+          <w:tab w:val="num" w:pos="5760"/>
+        </w:tabs>
+        <w:ind w:left="5760" w:hanging="360"/>
+      </w:pPr>
+      <w:rPr>
+        <w:rFonts w:ascii="Wingdings" w:hAnsi="Wingdings" w:hint="default"/>
+        <w:sz w:val="20"/>
+      </w:rPr>
+    </w:lvl>
+    <w:lvl w:ilvl="8" w:tentative="1">
+      <w:start w:val="1"/>
+      <w:numFmt w:val="bullet"/>
+      <w:lvlText w:val=""/>
+      <w:lvlJc w:val="left"/>
+      <w:pPr>
+        <w:tabs>
+          <w:tab w:val="num" w:pos="6480"/>
+        </w:tabs>
+        <w:ind w:left="6480" w:hanging="360"/>
+      </w:pPr>
+      <w:rPr>
+        <w:rFonts w:ascii="Wingdings" w:hAnsi="Wingdings" w:hint="default"/>
+        <w:sz w:val="20"/>
+      </w:rPr>
+    </w:lvl>
+  </w:abstractNum>
+  <w:abstractNum w:abstractNumId="14" w15:restartNumberingAfterBreak="0">
     <w:nsid w:val="62CF66EF"/>
     <w:multiLevelType w:val="multilevel"/>
     <w:tmpl w:val="723A9C86"/>
@@ -1828,7 +3058,7 @@
       </w:rPr>
     </w:lvl>
   </w:abstractNum>
-  <w:abstractNum w:abstractNumId="12" w15:restartNumberingAfterBreak="0">
+  <w:abstractNum w:abstractNumId="15" w15:restartNumberingAfterBreak="0">
     <w:nsid w:val="77F371C7"/>
     <w:multiLevelType w:val="multilevel"/>
     <w:tmpl w:val="405C7244"/>
@@ -1977,7 +3207,156 @@
       </w:rPr>
     </w:lvl>
   </w:abstractNum>
-  <w:abstractNum w:abstractNumId="13" w15:restartNumberingAfterBreak="0">
+  <w:abstractNum w:abstractNumId="16" w15:restartNumberingAfterBreak="0">
+    <w:nsid w:val="7B9303BC"/>
+    <w:multiLevelType w:val="multilevel"/>
+    <w:tmpl w:val="C100968C"/>
+    <w:lvl w:ilvl="0">
+      <w:start w:val="1"/>
+      <w:numFmt w:val="bullet"/>
+      <w:lvlText w:val=""/>
+      <w:lvlJc w:val="left"/>
+      <w:pPr>
+        <w:tabs>
+          <w:tab w:val="num" w:pos="720"/>
+        </w:tabs>
+        <w:ind w:left="720" w:hanging="360"/>
+      </w:pPr>
+      <w:rPr>
+        <w:rFonts w:ascii="Symbol" w:hAnsi="Symbol" w:hint="default"/>
+        <w:sz w:val="20"/>
+      </w:rPr>
+    </w:lvl>
+    <w:lvl w:ilvl="1" w:tentative="1">
+      <w:start w:val="1"/>
+      <w:numFmt w:val="bullet"/>
+      <w:lvlText w:val="o"/>
+      <w:lvlJc w:val="left"/>
+      <w:pPr>
+        <w:tabs>
+          <w:tab w:val="num" w:pos="1440"/>
+        </w:tabs>
+        <w:ind w:left="1440" w:hanging="360"/>
+      </w:pPr>
+      <w:rPr>
+        <w:rFonts w:ascii="Courier New" w:hAnsi="Courier New" w:hint="default"/>
+        <w:sz w:val="20"/>
+      </w:rPr>
+    </w:lvl>
+    <w:lvl w:ilvl="2" w:tentative="1">
+      <w:start w:val="1"/>
+      <w:numFmt w:val="bullet"/>
+      <w:lvlText w:val=""/>
+      <w:lvlJc w:val="left"/>
+      <w:pPr>
+        <w:tabs>
+          <w:tab w:val="num" w:pos="2160"/>
+        </w:tabs>
+        <w:ind w:left="2160" w:hanging="360"/>
+      </w:pPr>
+      <w:rPr>
+        <w:rFonts w:ascii="Wingdings" w:hAnsi="Wingdings" w:hint="default"/>
+        <w:sz w:val="20"/>
+      </w:rPr>
+    </w:lvl>
+    <w:lvl w:ilvl="3" w:tentative="1">
+      <w:start w:val="1"/>
+      <w:numFmt w:val="bullet"/>
+      <w:lvlText w:val=""/>
+      <w:lvlJc w:val="left"/>
+      <w:pPr>
+        <w:tabs>
+          <w:tab w:val="num" w:pos="2880"/>
+        </w:tabs>
+        <w:ind w:left="2880" w:hanging="360"/>
+      </w:pPr>
+      <w:rPr>
+        <w:rFonts w:ascii="Wingdings" w:hAnsi="Wingdings" w:hint="default"/>
+        <w:sz w:val="20"/>
+      </w:rPr>
+    </w:lvl>
+    <w:lvl w:ilvl="4" w:tentative="1">
+      <w:start w:val="1"/>
+      <w:numFmt w:val="bullet"/>
+      <w:lvlText w:val=""/>
+      <w:lvlJc w:val="left"/>
+      <w:pPr>
+        <w:tabs>
+          <w:tab w:val="num" w:pos="3600"/>
+        </w:tabs>
+        <w:ind w:left="3600" w:hanging="360"/>
+      </w:pPr>
+      <w:rPr>
+        <w:rFonts w:ascii="Wingdings" w:hAnsi="Wingdings" w:hint="default"/>
+        <w:sz w:val="20"/>
+      </w:rPr>
+    </w:lvl>
+    <w:lvl w:ilvl="5" w:tentative="1">
+      <w:start w:val="1"/>
+      <w:numFmt w:val="bullet"/>
+      <w:lvlText w:val=""/>
+      <w:lvlJc w:val="left"/>
+      <w:pPr>
+        <w:tabs>
+          <w:tab w:val="num" w:pos="4320"/>
+        </w:tabs>
+        <w:ind w:left="4320" w:hanging="360"/>
+      </w:pPr>
+      <w:rPr>
+        <w:rFonts w:ascii="Wingdings" w:hAnsi="Wingdings" w:hint="default"/>
+        <w:sz w:val="20"/>
+      </w:rPr>
+    </w:lvl>
+    <w:lvl w:ilvl="6" w:tentative="1">
+      <w:start w:val="1"/>
+      <w:numFmt w:val="bullet"/>
+      <w:lvlText w:val=""/>
+      <w:lvlJc w:val="left"/>
+      <w:pPr>
+        <w:tabs>
+          <w:tab w:val="num" w:pos="5040"/>
+        </w:tabs>
+        <w:ind w:left="5040" w:hanging="360"/>
+      </w:pPr>
+      <w:rPr>
+        <w:rFonts w:ascii="Wingdings" w:hAnsi="Wingdings" w:hint="default"/>
+        <w:sz w:val="20"/>
+      </w:rPr>
+    </w:lvl>
+    <w:lvl w:ilvl="7" w:tentative="1">
+      <w:start w:val="1"/>
+      <w:numFmt w:val="bullet"/>
+      <w:lvlText w:val=""/>
+      <w:lvlJc w:val="left"/>
+      <w:pPr>
+        <w:tabs>
+          <w:tab w:val="num" w:pos="5760"/>
+        </w:tabs>
+        <w:ind w:left="5760" w:hanging="360"/>
+      </w:pPr>
+      <w:rPr>
+        <w:rFonts w:ascii="Wingdings" w:hAnsi="Wingdings" w:hint="default"/>
+        <w:sz w:val="20"/>
+      </w:rPr>
+    </w:lvl>
+    <w:lvl w:ilvl="8" w:tentative="1">
+      <w:start w:val="1"/>
+      <w:numFmt w:val="bullet"/>
+      <w:lvlText w:val=""/>
+      <w:lvlJc w:val="left"/>
+      <w:pPr>
+        <w:tabs>
+          <w:tab w:val="num" w:pos="6480"/>
+        </w:tabs>
+        <w:ind w:left="6480" w:hanging="360"/>
+      </w:pPr>
+      <w:rPr>
+        <w:rFonts w:ascii="Wingdings" w:hAnsi="Wingdings" w:hint="default"/>
+        <w:sz w:val="20"/>
+      </w:rPr>
+    </w:lvl>
+  </w:abstractNum>
+  <w:abstractNum w:abstractNumId="17" w15:restartNumberingAfterBreak="0">
     <w:nsid w:val="7D0625F8"/>
     <w:multiLevelType w:val="multilevel"/>
     <w:tmpl w:val="A23687E6"/>
@@ -2154,19 +3533,31 @@
     <w:abstractNumId w:val="0"/>
   </w:num>
   <w:num w:numId="10" w16cid:durableId="424347368">
+    <w:abstractNumId w:val="14"/>
+  </w:num>
+  <w:num w:numId="11" w16cid:durableId="1327245577">
+    <w:abstractNumId w:val="10"/>
+  </w:num>
+  <w:num w:numId="12" w16cid:durableId="1954092953">
+    <w:abstractNumId w:val="17"/>
+  </w:num>
+  <w:num w:numId="13" w16cid:durableId="2061057132">
+    <w:abstractNumId w:val="15"/>
+  </w:num>
+  <w:num w:numId="14" w16cid:durableId="185406558">
     <w:abstractNumId w:val="11"/>
   </w:num>
-  <w:num w:numId="11" w16cid:durableId="1327245577">
-    <w:abstractNumId w:val="9"/>
+  <w:num w:numId="15" w16cid:durableId="871529821">
+    <w:abstractNumId w:val="12"/>
   </w:num>
-  <w:num w:numId="12" w16cid:durableId="1954092953">
+  <w:num w:numId="16" w16cid:durableId="1477530504">
     <w:abstractNumId w:val="13"/>
   </w:num>
-  <w:num w:numId="13" w16cid:durableId="2061057132">
-    <w:abstractNumId w:val="12"/>
+  <w:num w:numId="17" w16cid:durableId="331953285">
+    <w:abstractNumId w:val="16"/>
   </w:num>
-  <w:num w:numId="14" w16cid:durableId="185406558">
-    <w:abstractNumId w:val="10"/>
+  <w:num w:numId="18" w16cid:durableId="547644823">
+    <w:abstractNumId w:val="9"/>
   </w:num>
 </w:numbering>
 </file>
